--- a/rapports/2026-06-06/EQ21/EQ21_enq3_v2/DR_052201010040/64-48-52-31.docx
+++ b/rapports/2026-06-06/EQ21/EQ21_enq3_v2/DR_052201010040/64-48-52-31.docx
@@ -297,7 +297,7 @@
           <w:color w:val="1F6FEB"/>
           <w:sz w:val="22"/>
         </w:rPr>
-        <w:t>⚠ INCOHÉRENCES À CORRIGER (149)</w:t>
+        <w:t>⚠ INCOHÉRENCES À CORRIGER (137)</w:t>
       </w:r>
     </w:p>
     <w:tbl>
@@ -485,7 +485,7 @@
                 <w:i w:val="0"/>
                 <w:sz w:val="17"/>
               </w:rPr>
-              <w:t>incoherent! Il manque des informations non renseignées (1 question(s) de  ALPHOUSSEYNI NDAO) , prière de renseigner toutes les questions liées à  ALPHOUSSEYNI NDAO .</w:t>
+              <w:t>incoherent! Il manque des informations non renseignées (3 question(s) de  THIECKY NDAO) , prière de renseigner toutes les questions liées à  THIECKY NDAO .</w:t>
             </w:r>
           </w:p>
         </w:tc>
@@ -575,7 +575,7 @@
                 <w:i w:val="0"/>
                 <w:sz w:val="17"/>
               </w:rPr>
-              <w:t>incoherent! Il manque des informations non renseignées (4 question(s) de  Kouta NDAO) , prière de renseigner toutes les questions liées à  Kouta NDAO .</w:t>
+              <w:t>incoherent! Il manque des informations non renseignées (1 question(s) de  ALPHOUSSEYNI NDAO) , prière de renseigner toutes les questions liées à  ALPHOUSSEYNI NDAO .</w:t>
             </w:r>
           </w:p>
         </w:tc>
@@ -665,7 +665,7 @@
                 <w:i w:val="0"/>
                 <w:sz w:val="17"/>
               </w:rPr>
-              <w:t>incoherent! Il manque des informations non renseignées (3 question(s) de  THIECKY NDAO) , prière de renseigner toutes les questions liées à  THIECKY NDAO .</w:t>
+              <w:t>incoherent! Il manque des informations non renseignées (4 question(s) de  Kouta NDAO) , prière de renseigner toutes les questions liées à  Kouta NDAO .</w:t>
             </w:r>
           </w:p>
         </w:tc>
@@ -1624,7 +1624,7 @@
                 <w:color w:val="16A34A"/>
                 <w:sz w:val="16"/>
               </w:rPr>
-              <w:t>s00q27, s01q03a, s01q03b, s01q03c, s01q00b</w:t>
+              <w:t>s01q00</w:t>
             </w:r>
           </w:p>
         </w:tc>
@@ -1655,7 +1655,7 @@
                 <w:i w:val="0"/>
                 <w:sz w:val="17"/>
               </w:rPr>
-              <w:t>Les informations sur l'acte de naissance (ni Jours, ni mois et ni années) de  ADAMA DIALLO  manquent, s'il vous plait pouvez-vous fournir d'effort pour avoir ces informations.</w:t>
+              <w:t>Attention ! Vous avez déclaré en s01q00 que le répondant est la personne elle-même, or MOUSSA NDAO est trop jeune (10 ans) pour fournir des informations correctes.</w:t>
             </w:r>
           </w:p>
         </w:tc>
@@ -1714,7 +1714,7 @@
                 <w:color w:val="16A34A"/>
                 <w:sz w:val="16"/>
               </w:rPr>
-              <w:t>s00q27, s01q03a, s01q03b, s01q03c, s01q00b</w:t>
+              <w:t>—</w:t>
             </w:r>
           </w:p>
         </w:tc>
@@ -1745,7 +1745,7 @@
                 <w:i w:val="0"/>
                 <w:sz w:val="17"/>
               </w:rPr>
-              <w:t>Les informations sur l'acte de naissance (ni Jours, ni mois et ni années) de  ALPHOUSSEYNI NDAO  manquent, s'il vous plait pouvez-vous fournir d'effort pour avoir ces informations.</w:t>
+              <w:t>Prière de refaire la section 1 pour MOUSSA NDAO en demandant à un adulte de répondre aux questions à sa place.</w:t>
             </w:r>
           </w:p>
         </w:tc>
@@ -1804,7 +1804,7 @@
                 <w:color w:val="16A34A"/>
                 <w:sz w:val="16"/>
               </w:rPr>
-              <w:t>s01q23, s01q00b, s01q23_autre</w:t>
+              <w:t>s1q05</w:t>
             </w:r>
           </w:p>
         </w:tc>
@@ -1835,7 +1835,7 @@
                 <w:i w:val="0"/>
                 <w:sz w:val="17"/>
               </w:rPr>
-              <w:t>La raison principale pour laquelle que ALPHOUSSEYNI NDAO est venu vivre dans cette localité est rejoindre l’italie et semble exister dans les modalités, prière de prendre attache avec le QG pour plus d'explication afin de la classer bien.</w:t>
+              <w:t>Attention! Il ne devrait pas avoir NC parmis les modalité de la variable s1q05.</w:t>
             </w:r>
           </w:p>
         </w:tc>
@@ -1894,7 +1894,7 @@
                 <w:color w:val="16A34A"/>
                 <w:sz w:val="16"/>
               </w:rPr>
-              <w:t>s00q27, s01q03a, s01q03b, s01q03c, s01q00b</w:t>
+              <w:t>—</w:t>
             </w:r>
           </w:p>
         </w:tc>
@@ -1925,7 +1925,7 @@
                 <w:i w:val="0"/>
                 <w:sz w:val="17"/>
               </w:rPr>
-              <w:t>Les informations sur l'acte de naissance (ni Jours, ni mois et ni années) de  DIABOU NDAO  manquent, s'il vous plait pouvez-vous fournir d'effort pour avoir ces informations.</w:t>
+              <w:t>Soit THIECKY NDAO dispose d'un acte de naissance soit n'en dispose pas.</w:t>
             </w:r>
           </w:p>
         </w:tc>
@@ -1984,7 +1984,7 @@
                 <w:color w:val="16A34A"/>
                 <w:sz w:val="16"/>
               </w:rPr>
-              <w:t>s00q27, s01q03a, s01q03b, s01q03c, s01q00b</w:t>
+              <w:t>s01q23, s01q00b, s01q23_autre</w:t>
             </w:r>
           </w:p>
         </w:tc>
@@ -2015,7 +2015,7 @@
                 <w:i w:val="0"/>
                 <w:sz w:val="17"/>
               </w:rPr>
-              <w:t>Les informations sur l'acte de naissance (ni Jours, ni mois et ni années) de  DJIBY NDAO  manquent, s'il vous plait pouvez-vous fournir d'effort pour avoir ces informations.</w:t>
+              <w:t>La raison principale pour laquelle que ALPHOUSSEYNI NDAO est venu vivre dans cette localité est rejoindre l’italie et semble exister dans les modalités, prière de prendre attache avec le QG pour plus d'explication afin de la classer bien.</w:t>
             </w:r>
           </w:p>
         </w:tc>
@@ -2074,7 +2074,7 @@
                 <w:color w:val="16A34A"/>
                 <w:sz w:val="16"/>
               </w:rPr>
-              <w:t>s01q04a, s01q03b</w:t>
+              <w:t>s01q41, s01q00b</w:t>
             </w:r>
           </w:p>
         </w:tc>
@@ -2105,7 +2105,7 @@
                 <w:i w:val="0"/>
                 <w:sz w:val="17"/>
               </w:rPr>
-              <w:t>Le mois de l'enfant ( DJIBY NDAO ) n'est pas connu mais vous avez declaré en s01q04a le nombre de mois, prière de changer NSP au niveau de s01q03b.</w:t>
+              <w:t>Le montant dépensé ou reçu en cadeau pour les cartes prépayées, les transferts de crédit et les abonnements de  Kouta NDAO semble élevé ou faible , prière de corriger ou de confirmer l'information avec le QG.</w:t>
             </w:r>
           </w:p>
         </w:tc>
@@ -2164,7 +2164,7 @@
                 <w:color w:val="16A34A"/>
                 <w:sz w:val="16"/>
               </w:rPr>
-              <w:t>s00q27, s01q03a, s01q03b, s01q03c, s01q00b</w:t>
+              <w:t>s01q41a, s01q00b</w:t>
             </w:r>
           </w:p>
         </w:tc>
@@ -2195,7 +2195,7 @@
                 <w:i w:val="0"/>
                 <w:sz w:val="17"/>
               </w:rPr>
-              <w:t>Les informations sur l'acte de naissance (ni Jours, ni mois et ni années) de  FATOUMATA NDAO  manquent, s'il vous plait pouvez-vous fournir d'effort pour avoir ces informations.</w:t>
+              <w:t>Le montant dépensé ou reçu en cadeau pour les recharges internet ou de forfaits de données mobiles(hors appels vocaux), aucours des 30 derniers jours de Kouta NDAO semble élevé ou faible, prière de corriger ou de confirmer l'information avec le QG.</w:t>
             </w:r>
           </w:p>
         </w:tc>
@@ -2228,7 +2228,7 @@
                 <w:i w:val="0"/>
                 <w:sz w:val="16"/>
               </w:rPr>
-              <w:t>S01</w:t>
+              <w:t>S02</w:t>
               <w:br/>
             </w:r>
             <w:r>
@@ -2238,7 +2238,7 @@
                 <w:color w:val="64748B"/>
                 <w:sz w:val="14"/>
               </w:rPr>
-              <w:t>Démographie</w:t>
+              <w:t>Éducation</w:t>
             </w:r>
           </w:p>
         </w:tc>
@@ -2254,7 +2254,7 @@
                 <w:color w:val="16A34A"/>
                 <w:sz w:val="16"/>
               </w:rPr>
-              <w:t>s00q27, s01q03a, s01q03b, s01q03c, s01q00b</w:t>
+              <w:t>—</w:t>
             </w:r>
           </w:p>
         </w:tc>
@@ -2285,7 +2285,7 @@
                 <w:i w:val="0"/>
                 <w:sz w:val="17"/>
               </w:rPr>
-              <w:t>Les informations sur l'acte de naissance (ni Jours, ni mois et ni années) de  HAMADY NDAO  manquent, s'il vous plait pouvez-vous fournir d'effort pour avoir ces informations.</w:t>
+              <w:t>Merci de bien vouloir changé 2.04 en OUI et renseigné toutes les autres informations qui concerne ALPHOUSSEYNI NDAO .</w:t>
             </w:r>
           </w:p>
         </w:tc>
@@ -2318,7 +2318,7 @@
                 <w:i w:val="0"/>
                 <w:sz w:val="16"/>
               </w:rPr>
-              <w:t>S01</w:t>
+              <w:t>S02</w:t>
               <w:br/>
             </w:r>
             <w:r>
@@ -2328,7 +2328,7 @@
                 <w:color w:val="64748B"/>
                 <w:sz w:val="14"/>
               </w:rPr>
-              <w:t>Démographie</w:t>
+              <w:t>Éducation</w:t>
             </w:r>
           </w:p>
         </w:tc>
@@ -2344,7 +2344,7 @@
                 <w:color w:val="16A34A"/>
                 <w:sz w:val="16"/>
               </w:rPr>
-              <w:t>s00q27, s01q03a, s01q03b, s01q03c, s01q00b</w:t>
+              <w:t>—</w:t>
             </w:r>
           </w:p>
         </w:tc>
@@ -2375,7 +2375,7 @@
                 <w:i w:val="0"/>
                 <w:sz w:val="17"/>
               </w:rPr>
-              <w:t>Les informations sur l'acte de naissance (ni Jours, ni mois et ni années) de  HARONA NDAO  manquent, s'il vous plait pouvez-vous fournir d'effort pour avoir ces informations.</w:t>
+              <w:t>Merci de bien vouloir changé 2.04 en OUI et renseigné toutes les autres informations qui concerne BANNA CAMARA .</w:t>
             </w:r>
           </w:p>
         </w:tc>
@@ -2408,7 +2408,7 @@
                 <w:i w:val="0"/>
                 <w:sz w:val="16"/>
               </w:rPr>
-              <w:t>S01</w:t>
+              <w:t>S03</w:t>
               <w:br/>
             </w:r>
             <w:r>
@@ -2418,7 +2418,7 @@
                 <w:color w:val="64748B"/>
                 <w:sz w:val="14"/>
               </w:rPr>
-              <w:t>Démographie</w:t>
+              <w:t>Santé</w:t>
             </w:r>
           </w:p>
         </w:tc>
@@ -2434,7 +2434,7 @@
                 <w:color w:val="16A34A"/>
                 <w:sz w:val="16"/>
               </w:rPr>
-              <w:t>s00q27, s01q03a, s01q03b, s01q03c, s01q00b</w:t>
+              <w:t>s01q02, s01q12, s01q13, s02q03__2, s03q01, s01q00b</w:t>
             </w:r>
           </w:p>
         </w:tc>
@@ -2465,7 +2465,7 @@
                 <w:i w:val="0"/>
                 <w:sz w:val="17"/>
               </w:rPr>
-              <w:t>Les informations sur l'acte de naissance (ni Jours, ni mois et ni années) de  Kouta NDAO  manquent, s'il vous plait pouvez-vous fournir d'effort pour avoir ces informations.</w:t>
+              <w:t>La section n'est pas renseignée pour HARONA NDAO, prière de la renseigner.</w:t>
             </w:r>
           </w:p>
         </w:tc>
@@ -2498,7 +2498,7 @@
                 <w:i w:val="0"/>
                 <w:sz w:val="16"/>
               </w:rPr>
-              <w:t>S01</w:t>
+              <w:t>S04</w:t>
               <w:br/>
             </w:r>
             <w:r>
@@ -2508,7 +2508,7 @@
                 <w:color w:val="64748B"/>
                 <w:sz w:val="14"/>
               </w:rPr>
-              <w:t>Démographie</w:t>
+              <w:t>Emploi</w:t>
             </w:r>
           </w:p>
         </w:tc>
@@ -2524,7 +2524,7 @@
                 <w:color w:val="16A34A"/>
                 <w:sz w:val="16"/>
               </w:rPr>
-              <w:t>s01q41, s01q00b</w:t>
+              <w:t>s00q08, s01q35, s01q36, s01q37, s02q01__3, s02q02__3, s03q21, s04q22</w:t>
             </w:r>
           </w:p>
         </w:tc>
@@ -2555,7 +2555,7 @@
                 <w:i w:val="0"/>
                 <w:sz w:val="17"/>
               </w:rPr>
-              <w:t>Le montant dépensé ou reçu en cadeau pour les cartes prépayées, les transferts de crédit et les abonnements de  Kouta NDAO semble élevé ou faible , prière de corriger ou de confirmer l'information avec le QG.</w:t>
+              <w:t>Nombre de mois (27 mois) exercé par ADAMA DIALLO dans l'emploi au cours des 12 derniers mois depasse 12 mois, veuillez corriger s'il vous plait.</w:t>
             </w:r>
           </w:p>
         </w:tc>
@@ -2588,7 +2588,7 @@
                 <w:i w:val="0"/>
                 <w:sz w:val="16"/>
               </w:rPr>
-              <w:t>S01</w:t>
+              <w:t>S04</w:t>
               <w:br/>
             </w:r>
             <w:r>
@@ -2598,7 +2598,7 @@
                 <w:color w:val="64748B"/>
                 <w:sz w:val="14"/>
               </w:rPr>
-              <w:t>Démographie</w:t>
+              <w:t>Emploi</w:t>
             </w:r>
           </w:p>
         </w:tc>
@@ -2614,7 +2614,7 @@
                 <w:color w:val="16A34A"/>
                 <w:sz w:val="16"/>
               </w:rPr>
-              <w:t>s01q41a, s01q00b</w:t>
+              <w:t>s00q07a, s01q54a, s01q54b, s02q20, s02q21, s03q53, s04q21, s04q46</w:t>
             </w:r>
           </w:p>
         </w:tc>
@@ -2645,7 +2645,7 @@
                 <w:i w:val="0"/>
                 <w:sz w:val="17"/>
               </w:rPr>
-              <w:t>Le montant dépensé ou reçu en cadeau pour les recharges internet ou de forfaits de données mobiles(hors appels vocaux), aucours des 30 derniers jours de Kouta NDAO semble élevé ou faible, prière de corriger ou de confirmer l'information avec le QG.</w:t>
+              <w:t>Vous avez sélectionné l'option 'Ne sait pas' pour la catégorie socioprofessionnelle de ADAMA DIALLO ou vous ne l'avez pas renseigné. prière de corriger.</w:t>
             </w:r>
           </w:p>
         </w:tc>
@@ -2678,7 +2678,7 @@
                 <w:i w:val="0"/>
                 <w:sz w:val="16"/>
               </w:rPr>
-              <w:t>S01</w:t>
+              <w:t>S04</w:t>
               <w:br/>
             </w:r>
             <w:r>
@@ -2688,7 +2688,7 @@
                 <w:color w:val="64748B"/>
                 <w:sz w:val="14"/>
               </w:rPr>
-              <w:t>Démographie</w:t>
+              <w:t>Emploi</w:t>
             </w:r>
           </w:p>
         </w:tc>
@@ -2704,7 +2704,7 @@
                 <w:color w:val="16A34A"/>
                 <w:sz w:val="16"/>
               </w:rPr>
-              <w:t>s00q27, s01q03a, s01q03b, s01q03c, s01q00b</w:t>
+              <w:t>s00q04, s01q41, s02q14, s01q00b</w:t>
             </w:r>
           </w:p>
         </w:tc>
@@ -2735,7 +2735,7 @@
                 <w:i w:val="0"/>
                 <w:sz w:val="17"/>
               </w:rPr>
-              <w:t>Les informations sur l'acte de naissance (ni Jours, ni mois et ni années) de  MOUSSA NDAO  manquent, s'il vous plait pouvez-vous fournir d'effort pour avoir ces informations.</w:t>
+              <w:t>Il manque des informations non renseignées de ( ADAMA DIALLO ), prière de renseignés toutes les questions liées à ( ADAMA DIALLO ).</w:t>
             </w:r>
           </w:p>
         </w:tc>
@@ -2768,7 +2768,7 @@
                 <w:i w:val="0"/>
                 <w:sz w:val="16"/>
               </w:rPr>
-              <w:t>S01</w:t>
+              <w:t>S04</w:t>
               <w:br/>
             </w:r>
             <w:r>
@@ -2778,7 +2778,7 @@
                 <w:color w:val="64748B"/>
                 <w:sz w:val="14"/>
               </w:rPr>
-              <w:t>Démographie</w:t>
+              <w:t>Emploi</w:t>
             </w:r>
           </w:p>
         </w:tc>
@@ -2794,7 +2794,7 @@
                 <w:color w:val="16A34A"/>
                 <w:sz w:val="16"/>
               </w:rPr>
-              <w:t>s01q00</w:t>
+              <w:t>s00q07a, s01q54a, s01q54b, s02q20, s02q21, s03q53, s04q21, s04q46</w:t>
             </w:r>
           </w:p>
         </w:tc>
@@ -2825,7 +2825,7 @@
                 <w:i w:val="0"/>
                 <w:sz w:val="17"/>
               </w:rPr>
-              <w:t>Attention ! Vous avez déclaré en s01q00 que le répondant est la personne elle-même, or MOUSSA NDAO est trop jeune (10 ans) pour fournir des informations correctes.</w:t>
+              <w:t>Vous avez sélectionné l'option 'Ne sait pas' pour la catégorie socioprofessionnelle de ALPHOUSSEYNI NDAO ou vous ne l'avez pas renseigné. prière de corriger.</w:t>
             </w:r>
           </w:p>
         </w:tc>
@@ -2858,7 +2858,7 @@
                 <w:i w:val="0"/>
                 <w:sz w:val="16"/>
               </w:rPr>
-              <w:t>S01</w:t>
+              <w:t>S04</w:t>
               <w:br/>
             </w:r>
             <w:r>
@@ -2868,7 +2868,7 @@
                 <w:color w:val="64748B"/>
                 <w:sz w:val="14"/>
               </w:rPr>
-              <w:t>Démographie</w:t>
+              <w:t>Emploi</w:t>
             </w:r>
           </w:p>
         </w:tc>
@@ -2884,7 +2884,7 @@
                 <w:color w:val="16A34A"/>
                 <w:sz w:val="16"/>
               </w:rPr>
-              <w:t>—</w:t>
+              <w:t>s00q04, s01q41, s02q14, s01q00b</w:t>
             </w:r>
           </w:p>
         </w:tc>
@@ -2915,7 +2915,7 @@
                 <w:i w:val="0"/>
                 <w:sz w:val="17"/>
               </w:rPr>
-              <w:t>Prière de refaire la section 1 pour MOUSSA NDAO en demandant à un adulte de répondre aux questions à sa place.</w:t>
+              <w:t>Il manque des informations non renseignées de ( ALPHOUSSEYNI NDAO ), prière de renseignés toutes les questions liées à ( ALPHOUSSEYNI NDAO ).</w:t>
             </w:r>
           </w:p>
         </w:tc>
@@ -2948,7 +2948,7 @@
                 <w:i w:val="0"/>
                 <w:sz w:val="16"/>
               </w:rPr>
-              <w:t>S01</w:t>
+              <w:t>S04</w:t>
               <w:br/>
             </w:r>
             <w:r>
@@ -2958,7 +2958,7 @@
                 <w:color w:val="64748B"/>
                 <w:sz w:val="14"/>
               </w:rPr>
-              <w:t>Démographie</w:t>
+              <w:t>Emploi</w:t>
             </w:r>
           </w:p>
         </w:tc>
@@ -2974,7 +2974,7 @@
                 <w:color w:val="16A34A"/>
                 <w:sz w:val="16"/>
               </w:rPr>
-              <w:t>s00q27, s01q03a, s01q03b, s01q03c, s01q00b</w:t>
+              <w:t>s00q07a, s01q54a, s01q54b, s02q20, s02q21, s03q53, s04q21, s04q46</w:t>
             </w:r>
           </w:p>
         </w:tc>
@@ -3005,7 +3005,7 @@
                 <w:i w:val="0"/>
                 <w:sz w:val="17"/>
               </w:rPr>
-              <w:t>Les informations sur l'acte de naissance (ni Jours, ni mois et ni années) de  THIECKY NDAO  manquent, s'il vous plait pouvez-vous fournir d'effort pour avoir ces informations.</w:t>
+              <w:t>Vous avez sélectionné l'option 'Ne sait pas' pour la catégorie socioprofessionnelle de BANNA CAMARA ou vous ne l'avez pas renseigné. prière de corriger.</w:t>
             </w:r>
           </w:p>
         </w:tc>
@@ -3038,7 +3038,7 @@
                 <w:i w:val="0"/>
                 <w:sz w:val="16"/>
               </w:rPr>
-              <w:t>S01</w:t>
+              <w:t>S04</w:t>
               <w:br/>
             </w:r>
             <w:r>
@@ -3048,7 +3048,7 @@
                 <w:color w:val="64748B"/>
                 <w:sz w:val="14"/>
               </w:rPr>
-              <w:t>Démographie</w:t>
+              <w:t>Emploi</w:t>
             </w:r>
           </w:p>
         </w:tc>
@@ -3064,7 +3064,7 @@
                 <w:color w:val="16A34A"/>
                 <w:sz w:val="16"/>
               </w:rPr>
-              <w:t>s1q05</w:t>
+              <w:t>s00q04, s01q41, s02q14, s01q00b</w:t>
             </w:r>
           </w:p>
         </w:tc>
@@ -3095,7 +3095,7 @@
                 <w:i w:val="0"/>
                 <w:sz w:val="17"/>
               </w:rPr>
-              <w:t>Attention! Il ne devrait pas avoir NC parmis les modalité de la variable s1q05.</w:t>
+              <w:t>Il manque des informations non renseignées de ( BANNA CAMARA ), prière de renseignés toutes les questions liées à ( BANNA CAMARA ).</w:t>
             </w:r>
           </w:p>
         </w:tc>
@@ -3128,7 +3128,7 @@
                 <w:i w:val="0"/>
                 <w:sz w:val="16"/>
               </w:rPr>
-              <w:t>S01</w:t>
+              <w:t>S04</w:t>
               <w:br/>
             </w:r>
             <w:r>
@@ -3138,7 +3138,7 @@
                 <w:color w:val="64748B"/>
                 <w:sz w:val="14"/>
               </w:rPr>
-              <w:t>Démographie</w:t>
+              <w:t>Emploi</w:t>
             </w:r>
           </w:p>
         </w:tc>
@@ -3185,7 +3185,7 @@
                 <w:i w:val="0"/>
                 <w:sz w:val="17"/>
               </w:rPr>
-              <w:t>Soit THIECKY NDAO dispose d'un acte de naissance soit n'en dispose pas.</w:t>
+              <w:t>Le revenu de ALPHOUSSEYNI NDAO (.a) doit être renseigné.</w:t>
             </w:r>
           </w:p>
         </w:tc>
@@ -3218,7 +3218,7 @@
                 <w:i w:val="0"/>
                 <w:sz w:val="16"/>
               </w:rPr>
-              <w:t>S02</w:t>
+              <w:t>S04</w:t>
               <w:br/>
             </w:r>
             <w:r>
@@ -3228,7 +3228,7 @@
                 <w:color w:val="64748B"/>
                 <w:sz w:val="14"/>
               </w:rPr>
-              <w:t>Éducation</w:t>
+              <w:t>Emploi</w:t>
             </w:r>
           </w:p>
         </w:tc>
@@ -3275,7 +3275,7 @@
                 <w:i w:val="0"/>
                 <w:sz w:val="17"/>
               </w:rPr>
-              <w:t>Merci de bien vouloir changé 2.04 en OUI et renseigné toutes les autres informations qui concerne ALPHOUSSEYNI NDAO .</w:t>
+              <w:t>Prière de renseigner le revenu de ALPHOUSSEYNI NDAO.</w:t>
             </w:r>
           </w:p>
         </w:tc>
@@ -3308,7 +3308,7 @@
                 <w:i w:val="0"/>
                 <w:sz w:val="16"/>
               </w:rPr>
-              <w:t>S02</w:t>
+              <w:t>S04</w:t>
               <w:br/>
             </w:r>
             <w:r>
@@ -3318,7 +3318,7 @@
                 <w:color w:val="64748B"/>
                 <w:sz w:val="14"/>
               </w:rPr>
-              <w:t>Éducation</w:t>
+              <w:t>Emploi</w:t>
             </w:r>
           </w:p>
         </w:tc>
@@ -3334,7 +3334,7 @@
                 <w:color w:val="16A34A"/>
                 <w:sz w:val="16"/>
               </w:rPr>
-              <w:t>—</w:t>
+              <w:t>s00q04, s01q41, s02q14, s01q00b</w:t>
             </w:r>
           </w:p>
         </w:tc>
@@ -3365,7 +3365,7 @@
                 <w:i w:val="0"/>
                 <w:sz w:val="17"/>
               </w:rPr>
-              <w:t>Merci de bien vouloir changé 2.04 en OUI et renseigné toutes les autres informations qui concerne BANNA CAMARA .</w:t>
+              <w:t>Il manque des informations non renseignées de ( ALPHOUSSEYNI NDAO ), prière de renseignés toutes les questions liées à ( ALPHOUSSEYNI NDAO ).</w:t>
             </w:r>
           </w:p>
         </w:tc>
@@ -3398,7 +3398,7 @@
                 <w:i w:val="0"/>
                 <w:sz w:val="16"/>
               </w:rPr>
-              <w:t>S03</w:t>
+              <w:t>S04</w:t>
               <w:br/>
             </w:r>
             <w:r>
@@ -3408,7 +3408,7 @@
                 <w:color w:val="64748B"/>
                 <w:sz w:val="14"/>
               </w:rPr>
-              <w:t>Santé</w:t>
+              <w:t>Emploi</w:t>
             </w:r>
           </w:p>
         </w:tc>
@@ -3424,7 +3424,7 @@
                 <w:color w:val="16A34A"/>
                 <w:sz w:val="16"/>
               </w:rPr>
-              <w:t>s01q02, s01q12, s01q13, s02q03__2, s03q01, s01q00b</w:t>
+              <w:t>s04q39</w:t>
             </w:r>
           </w:p>
         </w:tc>
@@ -3440,7 +3440,7 @@
                 <w:color w:val="64748B"/>
                 <w:sz w:val="16"/>
               </w:rPr>
-              <w:t>GT-CQ</w:t>
+              <w:t>Natif SuSo</w:t>
             </w:r>
           </w:p>
         </w:tc>
@@ -3455,7 +3455,7 @@
                 <w:i w:val="0"/>
                 <w:sz w:val="17"/>
               </w:rPr>
-              <w:t>La section n'est pas renseignée pour THIECKY NDAO, prière de la renseigner.</w:t>
+              <w:t>Le nombre de mois doit etre supérieur ou égal  à 0 et inférieur ou égal 12</w:t>
             </w:r>
           </w:p>
         </w:tc>
@@ -3488,7 +3488,7 @@
                 <w:i w:val="0"/>
                 <w:sz w:val="16"/>
               </w:rPr>
-              <w:t>S04</w:t>
+              <w:t>S07</w:t>
               <w:br/>
             </w:r>
             <w:r>
@@ -3498,7 +3498,7 @@
                 <w:color w:val="64748B"/>
                 <w:sz w:val="14"/>
               </w:rPr>
-              <w:t>Emploi</w:t>
+              <w:t>Consommation alimentaire</w:t>
             </w:r>
           </w:p>
         </w:tc>
@@ -3514,7 +3514,7 @@
                 <w:color w:val="16A34A"/>
                 <w:sz w:val="16"/>
               </w:rPr>
-              <w:t>s00q08, s01q35, s01q36, s01q37, s02q01__3, s02q02__3, s03q21, s04q22</w:t>
+              <w:t>—</w:t>
             </w:r>
           </w:p>
         </w:tc>
@@ -3545,7 +3545,7 @@
                 <w:i w:val="0"/>
                 <w:sz w:val="17"/>
               </w:rPr>
-              <w:t>Nombre de mois (27 mois) exercé par ADAMA DIALLO dans l'emploi au cours des 12 derniers mois depasse 12 mois, veuillez corriger s'il vous plait.</w:t>
+              <w:t>Attention ! La section sur le repas pris à l'extérieur du ménage n'est pas renseignée à 100 %.</w:t>
             </w:r>
           </w:p>
         </w:tc>
@@ -3578,7 +3578,7 @@
                 <w:i w:val="0"/>
                 <w:sz w:val="16"/>
               </w:rPr>
-              <w:t>S04</w:t>
+              <w:t>S07</w:t>
               <w:br/>
             </w:r>
             <w:r>
@@ -3588,7 +3588,7 @@
                 <w:color w:val="64748B"/>
                 <w:sz w:val="14"/>
               </w:rPr>
-              <w:t>Emploi</w:t>
+              <w:t>Consommation alimentaire</w:t>
             </w:r>
           </w:p>
         </w:tc>
@@ -3604,7 +3604,7 @@
                 <w:color w:val="16A34A"/>
                 <w:sz w:val="16"/>
               </w:rPr>
-              <w:t>s00q07a, s01q54a, s01q54b, s02q20, s02q21, s03q53, s04q21, s04q46</w:t>
+              <w:t>—</w:t>
             </w:r>
           </w:p>
         </w:tc>
@@ -3635,7 +3635,7 @@
                 <w:i w:val="0"/>
                 <w:sz w:val="17"/>
               </w:rPr>
-              <w:t>Vous avez sélectionné l'option 'Ne sait pas' pour la catégorie socioprofessionnelle de ADAMA DIALLO ou vous ne l'avez pas renseigné. prière de corriger.</w:t>
+              <w:t>Prière de vérifier l'ensemble des questions relatives à cette section et de les renseigner en totalité.</w:t>
             </w:r>
           </w:p>
         </w:tc>
@@ -3668,7 +3668,7 @@
                 <w:i w:val="0"/>
                 <w:sz w:val="16"/>
               </w:rPr>
-              <w:t>S04</w:t>
+              <w:t>S07</w:t>
               <w:br/>
             </w:r>
             <w:r>
@@ -3678,7 +3678,7 @@
                 <w:color w:val="64748B"/>
                 <w:sz w:val="14"/>
               </w:rPr>
-              <w:t>Emploi</w:t>
+              <w:t>Consommation alimentaire</w:t>
             </w:r>
           </w:p>
         </w:tc>
@@ -3694,7 +3694,7 @@
                 <w:color w:val="16A34A"/>
                 <w:sz w:val="16"/>
               </w:rPr>
-              <w:t>s00q04, s01q41, s02q14, s01q00b</w:t>
+              <w:t>s00q10, s01q35, s01q36, s01q37, s02q04, s02q15, s03q31, s04q22</w:t>
             </w:r>
           </w:p>
         </w:tc>
@@ -3725,7 +3725,7 @@
                 <w:i w:val="0"/>
                 <w:sz w:val="17"/>
               </w:rPr>
-              <w:t>Il manque des informations non renseignées de ( ADAMA DIALLO ), prière de renseignés toutes les questions liées à ( ADAMA DIALLO ).</w:t>
+              <w:t>Il manque des informations non renseignées de dans cette section, prière de renseignés toutes les questions liées à cette section.</w:t>
             </w:r>
           </w:p>
         </w:tc>
@@ -3758,7 +3758,7 @@
                 <w:i w:val="0"/>
                 <w:sz w:val="16"/>
               </w:rPr>
-              <w:t>S04</w:t>
+              <w:t>S07</w:t>
               <w:br/>
             </w:r>
             <w:r>
@@ -3768,7 +3768,7 @@
                 <w:color w:val="64748B"/>
                 <w:sz w:val="14"/>
               </w:rPr>
-              <w:t>Emploi</w:t>
+              <w:t>Consommation alimentaire</w:t>
             </w:r>
           </w:p>
         </w:tc>
@@ -3784,7 +3784,7 @@
                 <w:color w:val="16A34A"/>
                 <w:sz w:val="16"/>
               </w:rPr>
-              <w:t>s00q07a, s01q54a, s01q54b, s02q20, s02q21, s03q53, s04q21, s04q46</w:t>
+              <w:t>—</w:t>
             </w:r>
           </w:p>
         </w:tc>
@@ -3815,7 +3815,7 @@
                 <w:i w:val="0"/>
                 <w:sz w:val="17"/>
               </w:rPr>
-              <w:t>Vous avez sélectionné l'option 'Ne sait pas' pour la catégorie socioprofessionnelle de ALPHOUSSEYNI NDAO ou vous ne l'avez pas renseigné. prière de corriger.</w:t>
+              <w:t>La section sur le repas pris à l'extérieur du ménage du membre ADAMA DIALLO n'est pas renseignée à 100 %.</w:t>
             </w:r>
           </w:p>
         </w:tc>
@@ -3848,7 +3848,7 @@
                 <w:i w:val="0"/>
                 <w:sz w:val="16"/>
               </w:rPr>
-              <w:t>S04</w:t>
+              <w:t>S07</w:t>
               <w:br/>
             </w:r>
             <w:r>
@@ -3858,7 +3858,7 @@
                 <w:color w:val="64748B"/>
                 <w:sz w:val="14"/>
               </w:rPr>
-              <w:t>Emploi</w:t>
+              <w:t>Consommation alimentaire</w:t>
             </w:r>
           </w:p>
         </w:tc>
@@ -3874,7 +3874,7 @@
                 <w:color w:val="16A34A"/>
                 <w:sz w:val="16"/>
               </w:rPr>
-              <w:t>s00q04, s01q41, s02q14, s01q00b</w:t>
+              <w:t>—</w:t>
             </w:r>
           </w:p>
         </w:tc>
@@ -3905,7 +3905,7 @@
                 <w:i w:val="0"/>
                 <w:sz w:val="17"/>
               </w:rPr>
-              <w:t>Il manque des informations non renseignées de ( ALPHOUSSEYNI NDAO ), prière de renseignés toutes les questions liées à ( ALPHOUSSEYNI NDAO ).</w:t>
+              <w:t>Prière de vérifier l'ensemble des questions relatives à ce membre et de les renseigner en totalité.</w:t>
             </w:r>
           </w:p>
         </w:tc>
@@ -3938,7 +3938,7 @@
                 <w:i w:val="0"/>
                 <w:sz w:val="16"/>
               </w:rPr>
-              <w:t>S04</w:t>
+              <w:t>S07</w:t>
               <w:br/>
             </w:r>
             <w:r>
@@ -3948,7 +3948,7 @@
                 <w:color w:val="64748B"/>
                 <w:sz w:val="14"/>
               </w:rPr>
-              <w:t>Emploi</w:t>
+              <w:t>Consommation alimentaire</w:t>
             </w:r>
           </w:p>
         </w:tc>
@@ -3964,7 +3964,7 @@
                 <w:color w:val="16A34A"/>
                 <w:sz w:val="16"/>
               </w:rPr>
-              <w:t>s00q07a, s01q54a, s01q54b, s02q20, s02q21, s03q53, s04q21, s04q46</w:t>
+              <w:t>s00q04, s01q41, s02q14, s01q00b</w:t>
             </w:r>
           </w:p>
         </w:tc>
@@ -3995,7 +3995,7 @@
                 <w:i w:val="0"/>
                 <w:sz w:val="17"/>
               </w:rPr>
-              <w:t>Vous avez sélectionné l'option 'Ne sait pas' pour la catégorie socioprofessionnelle de BANNA CAMARA ou vous ne l'avez pas renseigné. prière de corriger.</w:t>
+              <w:t>Il manque des informations non renseignées de ( ADAMA DIALLO ), prière de renseignés toutes les questions liées à ( ADAMA DIALLO ).</w:t>
             </w:r>
           </w:p>
         </w:tc>
@@ -4028,7 +4028,7 @@
                 <w:i w:val="0"/>
                 <w:sz w:val="16"/>
               </w:rPr>
-              <w:t>S04</w:t>
+              <w:t>S07</w:t>
               <w:br/>
             </w:r>
             <w:r>
@@ -4038,7 +4038,7 @@
                 <w:color w:val="64748B"/>
                 <w:sz w:val="14"/>
               </w:rPr>
-              <w:t>Emploi</w:t>
+              <w:t>Consommation alimentaire</w:t>
             </w:r>
           </w:p>
         </w:tc>
@@ -4054,7 +4054,7 @@
                 <w:color w:val="16A34A"/>
                 <w:sz w:val="16"/>
               </w:rPr>
-              <w:t>s00q04, s01q41, s02q14, s01q00b</w:t>
+              <w:t>—</w:t>
             </w:r>
           </w:p>
         </w:tc>
@@ -4085,7 +4085,7 @@
                 <w:i w:val="0"/>
                 <w:sz w:val="17"/>
               </w:rPr>
-              <w:t>Il manque des informations non renseignées de ( BANNA CAMARA ), prière de renseignés toutes les questions liées à ( BANNA CAMARA ).</w:t>
+              <w:t>La section sur le repas pris à l'extérieur du ménage du membre ALPHOUSSEYNI NDAO n'est pas renseignée à 100 %.</w:t>
             </w:r>
           </w:p>
         </w:tc>
@@ -4118,7 +4118,7 @@
                 <w:i w:val="0"/>
                 <w:sz w:val="16"/>
               </w:rPr>
-              <w:t>S04</w:t>
+              <w:t>S07</w:t>
               <w:br/>
             </w:r>
             <w:r>
@@ -4128,7 +4128,7 @@
                 <w:color w:val="64748B"/>
                 <w:sz w:val="14"/>
               </w:rPr>
-              <w:t>Emploi</w:t>
+              <w:t>Consommation alimentaire</w:t>
             </w:r>
           </w:p>
         </w:tc>
@@ -4144,7 +4144,7 @@
                 <w:color w:val="16A34A"/>
                 <w:sz w:val="16"/>
               </w:rPr>
-              <w:t>—</w:t>
+              <w:t>s00q04, s01q41, s02q14, s01q00b</w:t>
             </w:r>
           </w:p>
         </w:tc>
@@ -4175,7 +4175,7 @@
                 <w:i w:val="0"/>
                 <w:sz w:val="17"/>
               </w:rPr>
-              <w:t>Le revenu de ALPHOUSSEYNI NDAO (.a) doit être renseigné.</w:t>
+              <w:t>Il manque des informations non renseignées de ( ALPHOUSSEYNI NDAO ), prière de renseignés toutes les questions liées à ( ALPHOUSSEYNI NDAO ).</w:t>
             </w:r>
           </w:p>
         </w:tc>
@@ -4208,7 +4208,7 @@
                 <w:i w:val="0"/>
                 <w:sz w:val="16"/>
               </w:rPr>
-              <w:t>S04</w:t>
+              <w:t>S07</w:t>
               <w:br/>
             </w:r>
             <w:r>
@@ -4218,7 +4218,7 @@
                 <w:color w:val="64748B"/>
                 <w:sz w:val="14"/>
               </w:rPr>
-              <w:t>Emploi</w:t>
+              <w:t>Consommation alimentaire</w:t>
             </w:r>
           </w:p>
         </w:tc>
@@ -4265,7 +4265,7 @@
                 <w:i w:val="0"/>
                 <w:sz w:val="17"/>
               </w:rPr>
-              <w:t>Prière de renseigner le revenu de ALPHOUSSEYNI NDAO.</w:t>
+              <w:t>La section sur le repas pris à l'extérieur du ménage du membre BANNA CAMARA n'est pas renseignée à 100 %.</w:t>
             </w:r>
           </w:p>
         </w:tc>
@@ -4298,7 +4298,7 @@
                 <w:i w:val="0"/>
                 <w:sz w:val="16"/>
               </w:rPr>
-              <w:t>S04</w:t>
+              <w:t>S07</w:t>
               <w:br/>
             </w:r>
             <w:r>
@@ -4308,7 +4308,7 @@
                 <w:color w:val="64748B"/>
                 <w:sz w:val="14"/>
               </w:rPr>
-              <w:t>Emploi</w:t>
+              <w:t>Consommation alimentaire</w:t>
             </w:r>
           </w:p>
         </w:tc>
@@ -4355,7 +4355,7 @@
                 <w:i w:val="0"/>
                 <w:sz w:val="17"/>
               </w:rPr>
-              <w:t>Il manque des informations non renseignées de ( ALPHOUSSEYNI NDAO ), prière de renseignés toutes les questions liées à ( ALPHOUSSEYNI NDAO ).</w:t>
+              <w:t>Il manque des informations non renseignées de ( BANNA CAMARA ), prière de renseignés toutes les questions liées à ( BANNA CAMARA ).</w:t>
             </w:r>
           </w:p>
         </w:tc>
@@ -4388,7 +4388,7 @@
                 <w:i w:val="0"/>
                 <w:sz w:val="16"/>
               </w:rPr>
-              <w:t>S04</w:t>
+              <w:t>S07</w:t>
               <w:br/>
             </w:r>
             <w:r>
@@ -4398,7 +4398,7 @@
                 <w:color w:val="64748B"/>
                 <w:sz w:val="14"/>
               </w:rPr>
-              <w:t>Emploi</w:t>
+              <w:t>Consommation alimentaire</w:t>
             </w:r>
           </w:p>
         </w:tc>
@@ -4414,7 +4414,7 @@
                 <w:color w:val="16A34A"/>
                 <w:sz w:val="16"/>
               </w:rPr>
-              <w:t>s04q39</w:t>
+              <w:t>—</w:t>
             </w:r>
           </w:p>
         </w:tc>
@@ -4430,7 +4430,7 @@
                 <w:color w:val="64748B"/>
                 <w:sz w:val="16"/>
               </w:rPr>
-              <w:t>Natif SuSo</w:t>
+              <w:t>GT-CQ</w:t>
             </w:r>
           </w:p>
         </w:tc>
@@ -4445,7 +4445,7 @@
                 <w:i w:val="0"/>
                 <w:sz w:val="17"/>
               </w:rPr>
-              <w:t>Le nombre de mois doit etre supérieur ou égal  à 0 et inférieur ou égal 12</w:t>
+              <w:t>La section sur le repas pris à l'extérieur du ménage du membre DIABOU NDAO n'est pas renseignée à 100 %.</w:t>
             </w:r>
           </w:p>
         </w:tc>
@@ -4504,7 +4504,7 @@
                 <w:color w:val="16A34A"/>
                 <w:sz w:val="16"/>
               </w:rPr>
-              <w:t>—</w:t>
+              <w:t>s00q04, s01q41, s02q14, s01q00b</w:t>
             </w:r>
           </w:p>
         </w:tc>
@@ -4535,7 +4535,7 @@
                 <w:i w:val="0"/>
                 <w:sz w:val="17"/>
               </w:rPr>
-              <w:t>Attention ! La section sur le repas pris à l'extérieur du ménage n'est pas renseignée à 100 %.</w:t>
+              <w:t>Il manque des informations non renseignées de ( DIABOU NDAO ), prière de renseignés toutes les questions liées à ( DIABOU NDAO ).</w:t>
             </w:r>
           </w:p>
         </w:tc>
@@ -4625,7 +4625,7 @@
                 <w:i w:val="0"/>
                 <w:sz w:val="17"/>
               </w:rPr>
-              <w:t>Prière de vérifier l'ensemble des questions relatives à cette section et de les renseigner en totalité.</w:t>
+              <w:t>La section sur le repas pris à l'extérieur du ménage du membre DJIBY NDAO n'est pas renseignée à 100 %.</w:t>
             </w:r>
           </w:p>
         </w:tc>
@@ -4684,7 +4684,7 @@
                 <w:color w:val="16A34A"/>
                 <w:sz w:val="16"/>
               </w:rPr>
-              <w:t>s00q10, s01q35, s01q36, s01q37, s02q04, s02q15, s03q31, s04q22</w:t>
+              <w:t>s00q04, s01q41, s02q14, s01q00b</w:t>
             </w:r>
           </w:p>
         </w:tc>
@@ -4715,7 +4715,7 @@
                 <w:i w:val="0"/>
                 <w:sz w:val="17"/>
               </w:rPr>
-              <w:t>Il manque des informations non renseignées de dans cette section, prière de renseignés toutes les questions liées à cette section.</w:t>
+              <w:t>Il manque des informations non renseignées de ( DJIBY NDAO ), prière de renseignés toutes les questions liées à ( DJIBY NDAO ).</w:t>
             </w:r>
           </w:p>
         </w:tc>
@@ -4805,7 +4805,7 @@
                 <w:i w:val="0"/>
                 <w:sz w:val="17"/>
               </w:rPr>
-              <w:t>La section sur le repas pris à l'extérieur du ménage du membre ADAMA DIALLO n'est pas renseignée à 100 %.</w:t>
+              <w:t>La section sur le repas pris à l'extérieur du ménage du membre FATOUMATA NDAO n'est pas renseignée à 100 %.</w:t>
             </w:r>
           </w:p>
         </w:tc>
@@ -4864,7 +4864,7 @@
                 <w:color w:val="16A34A"/>
                 <w:sz w:val="16"/>
               </w:rPr>
-              <w:t>—</w:t>
+              <w:t>s00q04, s01q41, s02q14, s01q00b</w:t>
             </w:r>
           </w:p>
         </w:tc>
@@ -4895,7 +4895,7 @@
                 <w:i w:val="0"/>
                 <w:sz w:val="17"/>
               </w:rPr>
-              <w:t>Prière de vérifier l'ensemble des questions relatives à ce membre et de les renseigner en totalité.</w:t>
+              <w:t>Il manque des informations non renseignées de ( FATOUMATA NDAO ), prière de renseignés toutes les questions liées à ( FATOUMATA NDAO ).</w:t>
             </w:r>
           </w:p>
         </w:tc>
@@ -4954,7 +4954,7 @@
                 <w:color w:val="16A34A"/>
                 <w:sz w:val="16"/>
               </w:rPr>
-              <w:t>s00q04, s01q41, s02q14, s01q00b</w:t>
+              <w:t>—</w:t>
             </w:r>
           </w:p>
         </w:tc>
@@ -4985,7 +4985,7 @@
                 <w:i w:val="0"/>
                 <w:sz w:val="17"/>
               </w:rPr>
-              <w:t>Il manque des informations non renseignées de ( ADAMA DIALLO ), prière de renseignés toutes les questions liées à ( ADAMA DIALLO ).</w:t>
+              <w:t>La section sur le repas pris à l'extérieur du ménage du membre HAMADY NDAO n'est pas renseignée à 100 %.</w:t>
             </w:r>
           </w:p>
         </w:tc>
@@ -5044,7 +5044,7 @@
                 <w:color w:val="16A34A"/>
                 <w:sz w:val="16"/>
               </w:rPr>
-              <w:t>—</w:t>
+              <w:t>s00q04, s01q41, s02q14, s01q00b</w:t>
             </w:r>
           </w:p>
         </w:tc>
@@ -5075,7 +5075,7 @@
                 <w:i w:val="0"/>
                 <w:sz w:val="17"/>
               </w:rPr>
-              <w:t>La section sur le repas pris à l'extérieur du ménage du membre ALPHOUSSEYNI NDAO n'est pas renseignée à 100 %.</w:t>
+              <w:t>Il manque des informations non renseignées de ( HAMADY NDAO ), prière de renseignés toutes les questions liées à ( HAMADY NDAO ).</w:t>
             </w:r>
           </w:p>
         </w:tc>
@@ -5134,7 +5134,7 @@
                 <w:color w:val="16A34A"/>
                 <w:sz w:val="16"/>
               </w:rPr>
-              <w:t>s00q04, s01q41, s02q14, s01q00b</w:t>
+              <w:t>—</w:t>
             </w:r>
           </w:p>
         </w:tc>
@@ -5165,7 +5165,7 @@
                 <w:i w:val="0"/>
                 <w:sz w:val="17"/>
               </w:rPr>
-              <w:t>Il manque des informations non renseignées de ( ALPHOUSSEYNI NDAO ), prière de renseignés toutes les questions liées à ( ALPHOUSSEYNI NDAO ).</w:t>
+              <w:t>La section sur le repas pris à l'extérieur du ménage du membre Kouta NDAO n'est pas renseignée à 100 %.</w:t>
             </w:r>
           </w:p>
         </w:tc>
@@ -5224,7 +5224,7 @@
                 <w:color w:val="16A34A"/>
                 <w:sz w:val="16"/>
               </w:rPr>
-              <w:t>—</w:t>
+              <w:t>s00q04, s01q41, s02q14, s01q00b</w:t>
             </w:r>
           </w:p>
         </w:tc>
@@ -5255,7 +5255,7 @@
                 <w:i w:val="0"/>
                 <w:sz w:val="17"/>
               </w:rPr>
-              <w:t>La section sur le repas pris à l'extérieur du ménage du membre BANNA CAMARA n'est pas renseignée à 100 %.</w:t>
+              <w:t>Il manque des informations non renseignées de ( Kouta NDAO ), prière de renseignés toutes les questions liées à ( Kouta NDAO ).</w:t>
             </w:r>
           </w:p>
         </w:tc>
@@ -5314,7 +5314,7 @@
                 <w:color w:val="16A34A"/>
                 <w:sz w:val="16"/>
               </w:rPr>
-              <w:t>s00q04, s01q41, s02q14, s01q00b</w:t>
+              <w:t>—</w:t>
             </w:r>
           </w:p>
         </w:tc>
@@ -5345,7 +5345,7 @@
                 <w:i w:val="0"/>
                 <w:sz w:val="17"/>
               </w:rPr>
-              <w:t>Il manque des informations non renseignées de ( BANNA CAMARA ), prière de renseignés toutes les questions liées à ( BANNA CAMARA ).</w:t>
+              <w:t>La section sur le repas pris à l'extérieur du ménage du membre MOUSSA NDAO n'est pas renseignée à 100 %.</w:t>
             </w:r>
           </w:p>
         </w:tc>
@@ -5404,7 +5404,7 @@
                 <w:color w:val="16A34A"/>
                 <w:sz w:val="16"/>
               </w:rPr>
-              <w:t>—</w:t>
+              <w:t>s00q04, s01q41, s02q14, s01q00b</w:t>
             </w:r>
           </w:p>
         </w:tc>
@@ -5435,7 +5435,7 @@
                 <w:i w:val="0"/>
                 <w:sz w:val="17"/>
               </w:rPr>
-              <w:t>La section sur le repas pris à l'extérieur du ménage du membre DIABOU NDAO n'est pas renseignée à 100 %.</w:t>
+              <w:t>Il manque des informations non renseignées de ( MOUSSA NDAO ), prière de renseignés toutes les questions liées à ( MOUSSA NDAO ).</w:t>
             </w:r>
           </w:p>
         </w:tc>
@@ -5468,7 +5468,7 @@
                 <w:i w:val="0"/>
                 <w:sz w:val="16"/>
               </w:rPr>
-              <w:t>S07</w:t>
+              <w:t>S09</w:t>
               <w:br/>
             </w:r>
             <w:r>
@@ -5478,7 +5478,7 @@
                 <w:color w:val="64748B"/>
                 <w:sz w:val="14"/>
               </w:rPr>
-              <w:t>Consommation alimentaire</w:t>
+              <w:t>Dépenses non alimentaires</w:t>
             </w:r>
           </w:p>
         </w:tc>
@@ -5494,7 +5494,7 @@
                 <w:color w:val="16A34A"/>
                 <w:sz w:val="16"/>
               </w:rPr>
-              <w:t>s00q04, s01q41, s02q14, s01q00b</w:t>
+              <w:t>—</w:t>
             </w:r>
           </w:p>
         </w:tc>
@@ -5525,7 +5525,7 @@
                 <w:i w:val="0"/>
                 <w:sz w:val="17"/>
               </w:rPr>
-              <w:t>Il manque des informations non renseignées de ( DIABOU NDAO ), prière de renseignés toutes les questions liées à ( DIABOU NDAO ).</w:t>
+              <w:t>Attention ! La dépense du ménage de ALPHOUSSEYNI NDAO (2000 Fcfa) au cours de 7 derniers jours de Cigarettes, Tabac est relativement élevé.</w:t>
             </w:r>
           </w:p>
         </w:tc>
@@ -5558,7 +5558,7 @@
                 <w:i w:val="0"/>
                 <w:sz w:val="16"/>
               </w:rPr>
-              <w:t>S07</w:t>
+              <w:t>S09</w:t>
               <w:br/>
             </w:r>
             <w:r>
@@ -5568,7 +5568,7 @@
                 <w:color w:val="64748B"/>
                 <w:sz w:val="14"/>
               </w:rPr>
-              <w:t>Consommation alimentaire</w:t>
+              <w:t>Dépenses non alimentaires</w:t>
             </w:r>
           </w:p>
         </w:tc>
@@ -5615,7 +5615,7 @@
                 <w:i w:val="0"/>
                 <w:sz w:val="17"/>
               </w:rPr>
-              <w:t>La section sur le repas pris à l'extérieur du ménage du membre DJIBY NDAO n'est pas renseignée à 100 %.</w:t>
+              <w:t>Prière de corriger ou de confirmer avec le QG.</w:t>
             </w:r>
           </w:p>
         </w:tc>
@@ -5648,7 +5648,7 @@
                 <w:i w:val="0"/>
                 <w:sz w:val="16"/>
               </w:rPr>
-              <w:t>S07</w:t>
+              <w:t>S09</w:t>
               <w:br/>
             </w:r>
             <w:r>
@@ -5658,7 +5658,7 @@
                 <w:color w:val="64748B"/>
                 <w:sz w:val="14"/>
               </w:rPr>
-              <w:t>Consommation alimentaire</w:t>
+              <w:t>Dépenses non alimentaires</w:t>
             </w:r>
           </w:p>
         </w:tc>
@@ -5674,7 +5674,7 @@
                 <w:color w:val="16A34A"/>
                 <w:sz w:val="16"/>
               </w:rPr>
-              <w:t>s00q04, s01q41, s02q14, s01q00b</w:t>
+              <w:t>—</w:t>
             </w:r>
           </w:p>
         </w:tc>
@@ -5705,7 +5705,7 @@
                 <w:i w:val="0"/>
                 <w:sz w:val="17"/>
               </w:rPr>
-              <w:t>Il manque des informations non renseignées de ( DJIBY NDAO ), prière de renseignés toutes les questions liées à ( DJIBY NDAO ).</w:t>
+              <w:t>Attention ! La dépense du ménage de ALPHOUSSEYNI NDAO (2000 Fcfa) au cours de 7 derniers jours de Transport urbain/rural par traction animale est relativement élevé.</w:t>
             </w:r>
           </w:p>
         </w:tc>
@@ -5738,7 +5738,7 @@
                 <w:i w:val="0"/>
                 <w:sz w:val="16"/>
               </w:rPr>
-              <w:t>S07</w:t>
+              <w:t>S09</w:t>
               <w:br/>
             </w:r>
             <w:r>
@@ -5748,7 +5748,7 @@
                 <w:color w:val="64748B"/>
                 <w:sz w:val="14"/>
               </w:rPr>
-              <w:t>Consommation alimentaire</w:t>
+              <w:t>Dépenses non alimentaires</w:t>
             </w:r>
           </w:p>
         </w:tc>
@@ -5764,7 +5764,7 @@
                 <w:color w:val="16A34A"/>
                 <w:sz w:val="16"/>
               </w:rPr>
-              <w:t>—</w:t>
+              <w:t>s01q23, s01q00b, s01q23_autre</w:t>
             </w:r>
           </w:p>
         </w:tc>
@@ -5795,7 +5795,7 @@
                 <w:i w:val="0"/>
                 <w:sz w:val="17"/>
               </w:rPr>
-              <w:t>La section sur le repas pris à l'extérieur du ménage du membre FATOUMATA NDAO n'est pas renseignée à 100 %.</w:t>
+              <w:t>La dernière fois que vous avez acheté Bois de chauffe ramassé/coupé (estimer la valeur) est dans la forêt et semble exister dans les modalités, prière de prendre attache avec le QG pour plus d'explication afin de la classer bien.</w:t>
             </w:r>
           </w:p>
         </w:tc>
@@ -5828,7 +5828,7 @@
                 <w:i w:val="0"/>
                 <w:sz w:val="16"/>
               </w:rPr>
-              <w:t>S07</w:t>
+              <w:t>S09</w:t>
               <w:br/>
             </w:r>
             <w:r>
@@ -5838,7 +5838,7 @@
                 <w:color w:val="64748B"/>
                 <w:sz w:val="14"/>
               </w:rPr>
-              <w:t>Consommation alimentaire</w:t>
+              <w:t>Dépenses non alimentaires</w:t>
             </w:r>
           </w:p>
         </w:tc>
@@ -5854,7 +5854,7 @@
                 <w:color w:val="16A34A"/>
                 <w:sz w:val="16"/>
               </w:rPr>
-              <w:t>s00q04, s01q41, s02q14, s01q00b</w:t>
+              <w:t>—</w:t>
             </w:r>
           </w:p>
         </w:tc>
@@ -5885,7 +5885,7 @@
                 <w:i w:val="0"/>
                 <w:sz w:val="17"/>
               </w:rPr>
-              <w:t>Il manque des informations non renseignées de ( FATOUMATA NDAO ), prière de renseignés toutes les questions liées à ( FATOUMATA NDAO ).</w:t>
+              <w:t>Attention ! La dépense du ménage de ALPHOUSSEYNI NDAO (10000 Fcfa) au cours de 30 derniers jours de Savon de ménage, lessive en poudre, détergents (eau de javel, etc.</w:t>
             </w:r>
           </w:p>
         </w:tc>
@@ -5918,7 +5918,7 @@
                 <w:i w:val="0"/>
                 <w:sz w:val="16"/>
               </w:rPr>
-              <w:t>S07</w:t>
+              <w:t>S09</w:t>
               <w:br/>
             </w:r>
             <w:r>
@@ -5928,7 +5928,7 @@
                 <w:color w:val="64748B"/>
                 <w:sz w:val="14"/>
               </w:rPr>
-              <w:t>Consommation alimentaire</w:t>
+              <w:t>Dépenses non alimentaires</w:t>
             </w:r>
           </w:p>
         </w:tc>
@@ -5975,7 +5975,7 @@
                 <w:i w:val="0"/>
                 <w:sz w:val="17"/>
               </w:rPr>
-              <w:t>La section sur le repas pris à l'extérieur du ménage du membre HAMADY NDAO n'est pas renseignée à 100 %.</w:t>
+              <w:t>) est relativement élevé.</w:t>
             </w:r>
           </w:p>
         </w:tc>
@@ -6008,7 +6008,7 @@
                 <w:i w:val="0"/>
                 <w:sz w:val="16"/>
               </w:rPr>
-              <w:t>S07</w:t>
+              <w:t>S09</w:t>
               <w:br/>
             </w:r>
             <w:r>
@@ -6018,7 +6018,7 @@
                 <w:color w:val="64748B"/>
                 <w:sz w:val="14"/>
               </w:rPr>
-              <w:t>Consommation alimentaire</w:t>
+              <w:t>Dépenses non alimentaires</w:t>
             </w:r>
           </w:p>
         </w:tc>
@@ -6034,7 +6034,7 @@
                 <w:color w:val="16A34A"/>
                 <w:sz w:val="16"/>
               </w:rPr>
-              <w:t>s00q04, s01q41, s02q14, s01q00b</w:t>
+              <w:t>—</w:t>
             </w:r>
           </w:p>
         </w:tc>
@@ -6065,7 +6065,7 @@
                 <w:i w:val="0"/>
                 <w:sz w:val="17"/>
               </w:rPr>
-              <w:t>Il manque des informations non renseignées de ( HAMADY NDAO ), prière de renseignés toutes les questions liées à ( HAMADY NDAO ).</w:t>
+              <w:t>Prière de corriger ou de confirmer avec le QG.</w:t>
             </w:r>
           </w:p>
         </w:tc>
@@ -6098,7 +6098,7 @@
                 <w:i w:val="0"/>
                 <w:sz w:val="16"/>
               </w:rPr>
-              <w:t>S07</w:t>
+              <w:t>S09</w:t>
               <w:br/>
             </w:r>
             <w:r>
@@ -6108,7 +6108,7 @@
                 <w:color w:val="64748B"/>
                 <w:sz w:val="14"/>
               </w:rPr>
-              <w:t>Consommation alimentaire</w:t>
+              <w:t>Dépenses non alimentaires</w:t>
             </w:r>
           </w:p>
         </w:tc>
@@ -6155,7 +6155,7 @@
                 <w:i w:val="0"/>
                 <w:sz w:val="17"/>
               </w:rPr>
-              <w:t>La section sur le repas pris à l'extérieur du ménage du membre Kouta NDAO n'est pas renseignée à 100 %.</w:t>
+              <w:t>Attention ! La dépense du ménage de ALPHOUSSEYNI NDAO (1500 Fcfa) au cours de 30 derniers jours de Insecticide, tortillon anti-moustique est relativement élevé.</w:t>
             </w:r>
           </w:p>
         </w:tc>
@@ -6188,7 +6188,7 @@
                 <w:i w:val="0"/>
                 <w:sz w:val="16"/>
               </w:rPr>
-              <w:t>S07</w:t>
+              <w:t>S09</w:t>
               <w:br/>
             </w:r>
             <w:r>
@@ -6198,7 +6198,7 @@
                 <w:color w:val="64748B"/>
                 <w:sz w:val="14"/>
               </w:rPr>
-              <w:t>Consommation alimentaire</w:t>
+              <w:t>Dépenses non alimentaires</w:t>
             </w:r>
           </w:p>
         </w:tc>
@@ -6214,7 +6214,7 @@
                 <w:color w:val="16A34A"/>
                 <w:sz w:val="16"/>
               </w:rPr>
-              <w:t>s00q04, s01q41, s02q14, s01q00b</w:t>
+              <w:t>—</w:t>
             </w:r>
           </w:p>
         </w:tc>
@@ -6245,7 +6245,7 @@
                 <w:i w:val="0"/>
                 <w:sz w:val="17"/>
               </w:rPr>
-              <w:t>Il manque des informations non renseignées de ( Kouta NDAO ), prière de renseignés toutes les questions liées à ( Kouta NDAO ).</w:t>
+              <w:t>Attention ! La dépense du ménage de ALPHOUSSEYNI NDAO (1500 Fcfa) au cours de 30 derniers jours de Savon de toilette, shampoing est relativement élevé.</w:t>
             </w:r>
           </w:p>
         </w:tc>
@@ -6278,7 +6278,7 @@
                 <w:i w:val="0"/>
                 <w:sz w:val="16"/>
               </w:rPr>
-              <w:t>S07</w:t>
+              <w:t>S09</w:t>
               <w:br/>
             </w:r>
             <w:r>
@@ -6288,7 +6288,7 @@
                 <w:color w:val="64748B"/>
                 <w:sz w:val="14"/>
               </w:rPr>
-              <w:t>Consommation alimentaire</w:t>
+              <w:t>Dépenses non alimentaires</w:t>
             </w:r>
           </w:p>
         </w:tc>
@@ -6335,7 +6335,7 @@
                 <w:i w:val="0"/>
                 <w:sz w:val="17"/>
               </w:rPr>
-              <w:t>La section sur le repas pris à l'extérieur du ménage du membre MOUSSA NDAO n'est pas renseignée à 100 %.</w:t>
+              <w:t>Attention ! La dépense du ménage de ALPHOUSSEYNI NDAO (500 Fcfa) au cours de 30 derniers jours de Allumettes est relativement élevé.</w:t>
             </w:r>
           </w:p>
         </w:tc>
@@ -6368,7 +6368,7 @@
                 <w:i w:val="0"/>
                 <w:sz w:val="16"/>
               </w:rPr>
-              <w:t>S07</w:t>
+              <w:t>S09</w:t>
               <w:br/>
             </w:r>
             <w:r>
@@ -6378,7 +6378,7 @@
                 <w:color w:val="64748B"/>
                 <w:sz w:val="14"/>
               </w:rPr>
-              <w:t>Consommation alimentaire</w:t>
+              <w:t>Dépenses non alimentaires</w:t>
             </w:r>
           </w:p>
         </w:tc>
@@ -6394,7 +6394,7 @@
                 <w:color w:val="16A34A"/>
                 <w:sz w:val="16"/>
               </w:rPr>
-              <w:t>s00q04, s01q41, s02q14, s01q00b</w:t>
+              <w:t>—</w:t>
             </w:r>
           </w:p>
         </w:tc>
@@ -6425,7 +6425,7 @@
                 <w:i w:val="0"/>
                 <w:sz w:val="17"/>
               </w:rPr>
-              <w:t>Il manque des informations non renseignées de ( MOUSSA NDAO ), prière de renseignés toutes les questions liées à ( MOUSSA NDAO ).</w:t>
+              <w:t>Attention ! La dépense du ménage de ALPHOUSSEYNI NDAO (6000 Fcfa) au cours de 30 derniers jours de Pâte dentifrice est relativement élevé.</w:t>
             </w:r>
           </w:p>
         </w:tc>
@@ -6515,7 +6515,7 @@
                 <w:i w:val="0"/>
                 <w:sz w:val="17"/>
               </w:rPr>
-              <w:t>Attention ! La dépense du ménage de ALPHOUSSEYNI NDAO (2000 Fcfa) au cours de 7 derniers jours de Cigarettes, Tabac est relativement élevé.</w:t>
+              <w:t>Attention ! La dépense du ménage de ALPHOUSSEYNI NDAO (2000 Fcfa) au cours de 3 derniers mois de Transport inter-localité à traction animale est relativement élevé.</w:t>
             </w:r>
           </w:p>
         </w:tc>
@@ -6695,7 +6695,7 @@
                 <w:i w:val="0"/>
                 <w:sz w:val="17"/>
               </w:rPr>
-              <w:t>Attention ! La dépense du ménage de ALPHOUSSEYNI NDAO (2000 Fcfa) au cours de 7 derniers jours de Transport urbain/rural par traction animale est relativement élevé.</w:t>
+              <w:t>Attention ! La dépense du ménage de ALPHOUSSEYNI NDAO (3000 Fcfa) au cours de 3 derniers mois de Médicaments achetés en pharmacie sans ordonnance: alcool, pansements, paracétamol, médicaments les affections courantes (paludisme, toux, rhume, diarrhée/disenterie, vers intestinaux, etc.</w:t>
             </w:r>
           </w:p>
         </w:tc>
@@ -6754,7 +6754,7 @@
                 <w:color w:val="16A34A"/>
                 <w:sz w:val="16"/>
               </w:rPr>
-              <w:t>s01q23, s01q00b, s01q23_autre</w:t>
+              <w:t>—</w:t>
             </w:r>
           </w:p>
         </w:tc>
@@ -6785,7 +6785,7 @@
                 <w:i w:val="0"/>
                 <w:sz w:val="17"/>
               </w:rPr>
-              <w:t>La dernière fois que vous avez acheté Bois de chauffe ramassé/coupé (estimer la valeur) est dans la forêt et semble exister dans les modalités, prière de prendre attache avec le QG pour plus d'explication afin de la classer bien.</w:t>
+              <w:t>) est relativement élevé.</w:t>
             </w:r>
           </w:p>
         </w:tc>
@@ -6875,7 +6875,7 @@
                 <w:i w:val="0"/>
                 <w:sz w:val="17"/>
               </w:rPr>
-              <w:t>Attention ! La dépense du ménage de ALPHOUSSEYNI NDAO (10000 Fcfa) au cours de 30 derniers jours de Savon de ménage, lessive en poudre, détergents (eau de javel, etc.</w:t>
+              <w:t>Attention ! La dépense du ménage de ALPHOUSSEYNI NDAO (900 Fcfa) au cours de 3 derniers mois de Briquet, allume gaz est relativement élevé.</w:t>
             </w:r>
           </w:p>
         </w:tc>
@@ -6965,7 +6965,7 @@
                 <w:i w:val="0"/>
                 <w:sz w:val="17"/>
               </w:rPr>
-              <w:t>) est relativement élevé.</w:t>
+              <w:t>Attention ! La dépense du ménage de ALPHOUSSEYNI NDAO (10000 Fcfa) au cours de 6 derniers mois de Frais de confection et de réparation de vêtements enfants est relativement élevé.</w:t>
             </w:r>
           </w:p>
         </w:tc>
@@ -7145,7 +7145,7 @@
                 <w:i w:val="0"/>
                 <w:sz w:val="17"/>
               </w:rPr>
-              <w:t>Attention ! La dépense du ménage de ALPHOUSSEYNI NDAO (1500 Fcfa) au cours de 30 derniers jours de Insecticide, tortillon anti-moustique est relativement élevé.</w:t>
+              <w:t>Attention ! La dépense du ménage de ALPHOUSSEYNI NDAO (10000 Fcfa) au cours de 6 derniers mois de Sous-vêtements femme (15 ans et plus): slip, jupon, tee shirt,soutien gorge, collant, etc.</w:t>
             </w:r>
           </w:p>
         </w:tc>
@@ -7235,7 +7235,7 @@
                 <w:i w:val="0"/>
                 <w:sz w:val="17"/>
               </w:rPr>
-              <w:t>Attention ! La dépense du ménage de ALPHOUSSEYNI NDAO (1500 Fcfa) au cours de 30 derniers jours de Savon de toilette, shampoing est relativement élevé.</w:t>
+              <w:t>est relativement élevé.</w:t>
             </w:r>
           </w:p>
         </w:tc>
@@ -7325,7 +7325,7 @@
                 <w:i w:val="0"/>
                 <w:sz w:val="17"/>
               </w:rPr>
-              <w:t>Attention ! La dépense du ménage de ALPHOUSSEYNI NDAO (500 Fcfa) au cours de 30 derniers jours de Allumettes est relativement élevé.</w:t>
+              <w:t>Attention ! La dépense du ménage de ALPHOUSSEYNI NDAO (3000 Fcfa) au cours de 6 derniers mois de Ampoules électriques pour le logement est relativement élevé.</w:t>
             </w:r>
           </w:p>
         </w:tc>
@@ -7415,7 +7415,7 @@
                 <w:i w:val="0"/>
                 <w:sz w:val="17"/>
               </w:rPr>
-              <w:t>Attention ! La dépense du ménage de ALPHOUSSEYNI NDAO (6000 Fcfa) au cours de 30 derniers jours de Pâte dentifrice est relativement élevé.</w:t>
+              <w:t>Attention ! La dépense du ménage de ALPHOUSSEYNI NDAO (14000 Fcfa) au cours de 12 derniers mois de Achat d'un téléphone portable est relativement élevé.</w:t>
             </w:r>
           </w:p>
         </w:tc>
@@ -7505,7 +7505,7 @@
                 <w:i w:val="0"/>
                 <w:sz w:val="17"/>
               </w:rPr>
-              <w:t>Attention ! La dépense du ménage de ALPHOUSSEYNI NDAO (2000 Fcfa) au cours de 3 derniers mois de Transport inter-localité à traction animale est relativement élevé.</w:t>
+              <w:t>Prière de corriger ou de confirmer avec le QG.</w:t>
             </w:r>
           </w:p>
         </w:tc>
@@ -7595,7 +7595,7 @@
                 <w:i w:val="0"/>
                 <w:sz w:val="17"/>
               </w:rPr>
-              <w:t>Prière de corriger ou de confirmer avec le QG.</w:t>
+              <w:t>Attention ! La dépense du ménage de ALPHOUSSEYNI NDAO (15000 Fcfa) au cours de 12 derniers mois de Linge de maison et articles associés (serviettes de bain, drap, couverture, couvre-lit, oreillers, moustiquaire, nattes, tapis, rideaux, éventail, etc.</w:t>
             </w:r>
           </w:p>
         </w:tc>
@@ -7685,7 +7685,7 @@
                 <w:i w:val="0"/>
                 <w:sz w:val="17"/>
               </w:rPr>
-              <w:t>Attention ! La dépense du ménage de ALPHOUSSEYNI NDAO (3000 Fcfa) au cours de 3 derniers mois de Médicaments achetés en pharmacie sans ordonnance: alcool, pansements, paracétamol, médicaments les affections courantes (paludisme, toux, rhume, diarrhée/disenterie, vers intestinaux, etc.</w:t>
+              <w:t>) est relativement élevé.</w:t>
             </w:r>
           </w:p>
         </w:tc>
@@ -7775,7 +7775,7 @@
                 <w:i w:val="0"/>
                 <w:sz w:val="17"/>
               </w:rPr>
-              <w:t>) est relativement élevé.</w:t>
+              <w:t>Attention ! La dépense du ménage de ALPHOUSSEYNI NDAO (2000 Fcfa) au cours de 12 derniers mois de Frais d'installation d'un système d'alimentation électrique solaire est relativement élevé.</w:t>
             </w:r>
           </w:p>
         </w:tc>
@@ -7865,7 +7865,7 @@
                 <w:i w:val="0"/>
                 <w:sz w:val="17"/>
               </w:rPr>
-              <w:t>Attention ! La dépense du ménage de ALPHOUSSEYNI NDAO (900 Fcfa) au cours de 3 derniers mois de Briquet, allume gaz est relativement élevé.</w:t>
+              <w:t>Attention ! La dépense du ménage de ALPHOUSSEYNI NDAO (2500 Fcfa) au cours de 12 derniers mois de Lit, matelas, armoire et autres meubles de chambre à coucher est relativement élevé.</w:t>
             </w:r>
           </w:p>
         </w:tc>
@@ -7955,7 +7955,7 @@
                 <w:i w:val="0"/>
                 <w:sz w:val="17"/>
               </w:rPr>
-              <w:t>Attention ! La dépense du ménage de ALPHOUSSEYNI NDAO (10000 Fcfa) au cours de 6 derniers mois de Frais de confection et de réparation de vêtements enfants est relativement élevé.</w:t>
+              <w:t>Attention ! La dépense du ménage de ALPHOUSSEYNI NDAO (5000 Fcfa) au cours de 12 derniers mois de Autres effets personnels :valise, sac voyage, sac main, perruques, chapeau, lunettes solaires, parapluies, parasol, canne, porte-monnaie/feuille, articles pour fumeurs (cendrier etc.); articles bébé (poussette, sièges), articles funéraires, etc est relativement élevé.</w:t>
             </w:r>
           </w:p>
         </w:tc>
@@ -8045,7 +8045,7 @@
                 <w:i w:val="0"/>
                 <w:sz w:val="17"/>
               </w:rPr>
-              <w:t>Prière de corriger ou de confirmer avec le QG.</w:t>
+              <w:t>Attention ! La dépense du ménage de ALPHOUSSEYNI NDAO (5000 Fcfa) au cours de 12 derniers mois de Autres ustensiles de ménage: seau, bouilloire, biberon, poubelle, tasses, cafétière non électrique, théière, calebasse, louche, jarre, canari, mortier, pilon, etc est relativement élevé.</w:t>
             </w:r>
           </w:p>
         </w:tc>
@@ -8104,7 +8104,7 @@
                 <w:color w:val="16A34A"/>
                 <w:sz w:val="16"/>
               </w:rPr>
-              <w:t>—</w:t>
+              <w:t>s01q25, s01q29, s01q30, s04q46, s01q00b</w:t>
             </w:r>
           </w:p>
         </w:tc>
@@ -8135,7 +8135,7 @@
                 <w:i w:val="0"/>
                 <w:sz w:val="17"/>
               </w:rPr>
-              <w:t>Attention ! La dépense du ménage de ALPHOUSSEYNI NDAO (10000 Fcfa) au cours de 6 derniers mois de Sous-vêtements femme (15 ans et plus): slip, jupon, tee shirt,soutien gorge, collant, etc.</w:t>
+              <w:t>Il manque des informations non renseignées de Formation professionnelle (en particulier directement auprès des ateliers, maîtres, etc.), prière de renseignés toutes les questions liées à Formation professionnelle (en particulier directement auprès des ateliers, maîtres, etc.).</w:t>
             </w:r>
           </w:p>
         </w:tc>
@@ -8194,7 +8194,7 @@
                 <w:color w:val="16A34A"/>
                 <w:sz w:val="16"/>
               </w:rPr>
-              <w:t>—</w:t>
+              <w:t>s01q25, s01q29, s01q30, s04q46, s01q00b</w:t>
             </w:r>
           </w:p>
         </w:tc>
@@ -8225,7 +8225,7 @@
                 <w:i w:val="0"/>
                 <w:sz w:val="17"/>
               </w:rPr>
-              <w:t>est relativement élevé.</w:t>
+              <w:t>Il manque des informations non renseignées de Frais d'examen du permis de conduire, prière de renseignés toutes les questions liées à Frais d'examen du permis de conduire.</w:t>
             </w:r>
           </w:p>
         </w:tc>
@@ -8258,7 +8258,7 @@
                 <w:i w:val="0"/>
                 <w:sz w:val="16"/>
               </w:rPr>
-              <w:t>S09</w:t>
+              <w:t>S10</w:t>
               <w:br/>
             </w:r>
             <w:r>
@@ -8268,7 +8268,7 @@
                 <w:color w:val="64748B"/>
                 <w:sz w:val="14"/>
               </w:rPr>
-              <w:t>Dépenses non alimentaires</w:t>
+              <w:t>Logement</w:t>
             </w:r>
           </w:p>
         </w:tc>
@@ -8315,7 +8315,7 @@
                 <w:i w:val="0"/>
                 <w:sz w:val="17"/>
               </w:rPr>
-              <w:t>Attention ! La dépense du ménage de ALPHOUSSEYNI NDAO (3000 Fcfa) au cours de 6 derniers mois de Ampoules électriques pour le logement est relativement élevé.</w:t>
+              <w:t>La main d'oeuvre sariale q'une personne a travaillée ayant travaillé dans cette entreprise ##N/A## aucours des 30 derniers jours n'est pas renseigner.</w:t>
             </w:r>
           </w:p>
         </w:tc>
@@ -8348,7 +8348,7 @@
                 <w:i w:val="0"/>
                 <w:sz w:val="16"/>
               </w:rPr>
-              <w:t>S09</w:t>
+              <w:t>S10</w:t>
               <w:br/>
             </w:r>
             <w:r>
@@ -8358,7 +8358,7 @@
                 <w:color w:val="64748B"/>
                 <w:sz w:val="14"/>
               </w:rPr>
-              <w:t>Dépenses non alimentaires</w:t>
+              <w:t>Logement</w:t>
             </w:r>
           </w:p>
         </w:tc>
@@ -8405,7 +8405,7 @@
                 <w:i w:val="0"/>
                 <w:sz w:val="17"/>
               </w:rPr>
-              <w:t>Attention ! La dépense du ménage de ALPHOUSSEYNI NDAO (14000 Fcfa) au cours de 12 derniers mois de Achat d'un téléphone portable est relativement élevé.</w:t>
+              <w:t>Prière de reneigner toutes les informations qui lui concerne.</w:t>
             </w:r>
           </w:p>
         </w:tc>
@@ -8438,7 +8438,7 @@
                 <w:i w:val="0"/>
                 <w:sz w:val="16"/>
               </w:rPr>
-              <w:t>S09</w:t>
+              <w:t>S10</w:t>
               <w:br/>
             </w:r>
             <w:r>
@@ -8448,7 +8448,7 @@
                 <w:color w:val="64748B"/>
                 <w:sz w:val="14"/>
               </w:rPr>
-              <w:t>Dépenses non alimentaires</w:t>
+              <w:t>Logement</w:t>
             </w:r>
           </w:p>
         </w:tc>
@@ -8464,7 +8464,7 @@
                 <w:color w:val="16A34A"/>
                 <w:sz w:val="16"/>
               </w:rPr>
-              <w:t>—</w:t>
+              <w:t>s01q23, s01q00b, s01q23_autre</w:t>
             </w:r>
           </w:p>
         </w:tc>
@@ -8495,7 +8495,7 @@
                 <w:i w:val="0"/>
                 <w:sz w:val="17"/>
               </w:rPr>
-              <w:t>Prière de corriger ou de confirmer avec le QG.</w:t>
+              <w:t>type de local l'activité s'exerce ##N/A## est Dans la forêt et semble exister dans les modalités, prière de prendre attache avec le QG pour plus d'explication afin de la classer bien.</w:t>
             </w:r>
           </w:p>
         </w:tc>
@@ -8528,7 +8528,7 @@
                 <w:i w:val="0"/>
                 <w:sz w:val="16"/>
               </w:rPr>
-              <w:t>S09</w:t>
+              <w:t>S10</w:t>
               <w:br/>
             </w:r>
             <w:r>
@@ -8538,7 +8538,7 @@
                 <w:color w:val="64748B"/>
                 <w:sz w:val="14"/>
               </w:rPr>
-              <w:t>Dépenses non alimentaires</w:t>
+              <w:t>Logement</w:t>
             </w:r>
           </w:p>
         </w:tc>
@@ -8554,7 +8554,7 @@
                 <w:color w:val="16A34A"/>
                 <w:sz w:val="16"/>
               </w:rPr>
-              <w:t>—</w:t>
+              <w:t>s01q25, s01q29, s01q30, s04q46, s01q00b</w:t>
             </w:r>
           </w:p>
         </w:tc>
@@ -8585,7 +8585,7 @@
                 <w:i w:val="0"/>
                 <w:sz w:val="17"/>
               </w:rPr>
-              <w:t>Attention ! La dépense du ménage de ALPHOUSSEYNI NDAO (15000 Fcfa) au cours de 12 derniers mois de Linge de maison et articles associés (serviettes de bain, drap, couverture, couvre-lit, oreillers, moustiquaire, nattes, tapis, rideaux, éventail, etc.</w:t>
+              <w:t>Il manque des informations non renseignées de ##N/A##, prière de renseignés toutes les questions liées à ##N/A##.</w:t>
             </w:r>
           </w:p>
         </w:tc>
@@ -8618,7 +8618,7 @@
                 <w:i w:val="0"/>
                 <w:sz w:val="16"/>
               </w:rPr>
-              <w:t>S09</w:t>
+              <w:t>S10</w:t>
               <w:br/>
             </w:r>
             <w:r>
@@ -8628,7 +8628,7 @@
                 <w:color w:val="64748B"/>
                 <w:sz w:val="14"/>
               </w:rPr>
-              <w:t>Dépenses non alimentaires</w:t>
+              <w:t>Logement</w:t>
             </w:r>
           </w:p>
         </w:tc>
@@ -8644,7 +8644,7 @@
                 <w:color w:val="16A34A"/>
                 <w:sz w:val="16"/>
               </w:rPr>
-              <w:t>—</w:t>
+              <w:t>s00q27, s01q00a, s01q12, s01q13, s02q04, s03q11, s03q12, s01q01</w:t>
             </w:r>
           </w:p>
         </w:tc>
@@ -8675,7 +8675,7 @@
                 <w:i w:val="0"/>
                 <w:sz w:val="17"/>
               </w:rPr>
-              <w:t>) est relativement élevé.</w:t>
+              <w:t>Les informations sur ces entrepises non agricole manquent, prière de les renseigner.</w:t>
             </w:r>
           </w:p>
         </w:tc>
@@ -8708,7 +8708,7 @@
                 <w:i w:val="0"/>
                 <w:sz w:val="16"/>
               </w:rPr>
-              <w:t>S09</w:t>
+              <w:t>S10</w:t>
               <w:br/>
             </w:r>
             <w:r>
@@ -8718,7 +8718,7 @@
                 <w:color w:val="64748B"/>
                 <w:sz w:val="14"/>
               </w:rPr>
-              <w:t>Dépenses non alimentaires</w:t>
+              <w:t>Logement</w:t>
             </w:r>
           </w:p>
         </w:tc>
@@ -8734,7 +8734,7 @@
                 <w:color w:val="16A34A"/>
                 <w:sz w:val="16"/>
               </w:rPr>
-              <w:t>—</w:t>
+              <w:t>s00q14, s00q16, s00q18, s01q39, s01q42__1, s01q42__2, s01q43, s02q04</w:t>
             </w:r>
           </w:p>
         </w:tc>
@@ -8765,7 +8765,7 @@
                 <w:i w:val="0"/>
                 <w:sz w:val="17"/>
               </w:rPr>
-              <w:t>Attention ! La dépense du ménage de ALPHOUSSEYNI NDAO (2000 Fcfa) au cours de 12 derniers mois de Frais d'installation d'un système d'alimentation électrique solaire est relativement élevé.</w:t>
+              <w:t>Le montant obtenus sur les services rendus par l'entreprise ##N/A## au cours des 30 derniers jours ou durant le dernier mois où l'entreprise a fonctionné n'a pas été renseigné, prière de mettre de 0 si l'entreprise n'a pas rendu de service.</w:t>
             </w:r>
           </w:p>
         </w:tc>
@@ -8798,7 +8798,7 @@
                 <w:i w:val="0"/>
                 <w:sz w:val="16"/>
               </w:rPr>
-              <w:t>S09</w:t>
+              <w:t>S10</w:t>
               <w:br/>
             </w:r>
             <w:r>
@@ -8808,7 +8808,7 @@
                 <w:color w:val="64748B"/>
                 <w:sz w:val="14"/>
               </w:rPr>
-              <w:t>Dépenses non alimentaires</w:t>
+              <w:t>Logement</w:t>
             </w:r>
           </w:p>
         </w:tc>
@@ -8824,7 +8824,7 @@
                 <w:color w:val="16A34A"/>
                 <w:sz w:val="16"/>
               </w:rPr>
-              <w:t>—</w:t>
+              <w:t>s10q46, s10q47, s10q48, s10q49, s10q50, s10q51, s10q52, s10q53</w:t>
             </w:r>
           </w:p>
         </w:tc>
@@ -8855,7 +8855,7 @@
                 <w:i w:val="0"/>
                 <w:sz w:val="17"/>
               </w:rPr>
-              <w:t>Attention ! La dépense du ménage de ALPHOUSSEYNI NDAO (2500 Fcfa) au cours de 12 derniers mois de Lit, matelas, armoire et autres meubles de chambre à coucher est relativement élevé.</w:t>
+              <w:t>Prière de renseigner les montants dans les champs (s10q46 s10q47 s10q48 s10q49 s10q50 s10q51 s10q52 s10q53 s10q54 s10q55 s10q56 s10q57), mettre 0 si l'entreprise ##N/A## n'a pas effectué des dépenses ou faire des reventes des marchandises ou des produits ou rendre de service.Cette entreprise ##N/A## dit avoir obtenu une valeur sur les marchandises vendu en etat, les marchandises vendu après transformation et les services rendus. Prière de corriger.</w:t>
             </w:r>
           </w:p>
         </w:tc>
@@ -8888,7 +8888,7 @@
                 <w:i w:val="0"/>
                 <w:sz w:val="16"/>
               </w:rPr>
-              <w:t>S09</w:t>
+              <w:t>S10</w:t>
               <w:br/>
             </w:r>
             <w:r>
@@ -8898,7 +8898,7 @@
                 <w:color w:val="64748B"/>
                 <w:sz w:val="14"/>
               </w:rPr>
-              <w:t>Dépenses non alimentaires</w:t>
+              <w:t>Logement</w:t>
             </w:r>
           </w:p>
         </w:tc>
@@ -8914,7 +8914,7 @@
                 <w:color w:val="16A34A"/>
                 <w:sz w:val="16"/>
               </w:rPr>
-              <w:t>—</w:t>
+              <w:t>s00q07a, s01q54a, s01q54b, s02q20, s02q21, s03q53, s04q21, s04q46</w:t>
             </w:r>
           </w:p>
         </w:tc>
@@ -8945,7 +8945,7 @@
                 <w:i w:val="0"/>
                 <w:sz w:val="17"/>
               </w:rPr>
-              <w:t>Attention ! La dépense du ménage de ALPHOUSSEYNI NDAO (5000 Fcfa) au cours de 12 derniers mois de Autres effets personnels :valise, sac voyage, sac main, perruques, chapeau, lunettes solaires, parapluies, parasol, canne, porte-monnaie/feuille, articles pour fumeurs (cendrier etc.); articles bébé (poussette, sièges), articles funéraires, etc est relativement élevé.</w:t>
+              <w:t>Cette entreprise ##N/A## dit avoir obtenu une valeur sur les marchandises vendu en etat et les marchandises vendu après transformation.</w:t>
             </w:r>
           </w:p>
         </w:tc>
@@ -8978,7 +8978,7 @@
                 <w:i w:val="0"/>
                 <w:sz w:val="16"/>
               </w:rPr>
-              <w:t>S09</w:t>
+              <w:t>S11</w:t>
               <w:br/>
             </w:r>
             <w:r>
@@ -8988,7 +8988,7 @@
                 <w:color w:val="64748B"/>
                 <w:sz w:val="14"/>
               </w:rPr>
-              <w:t>Dépenses non alimentaires</w:t>
+              <w:t>Logement / cadre de vie</w:t>
             </w:r>
           </w:p>
         </w:tc>
@@ -9004,7 +9004,7 @@
                 <w:color w:val="16A34A"/>
                 <w:sz w:val="16"/>
               </w:rPr>
-              <w:t>—</w:t>
+              <w:t>s01q23, s01q00b, s01q23_autre</w:t>
             </w:r>
           </w:p>
         </w:tc>
@@ -9035,7 +9035,7 @@
                 <w:i w:val="0"/>
                 <w:sz w:val="17"/>
               </w:rPr>
-              <w:t>Attention ! La dépense du ménage de ALPHOUSSEYNI NDAO (5000 Fcfa) au cours de 12 derniers mois de Autres ustensiles de ménage: seau, bouilloire, biberon, poubelle, tasses, cafétière non électrique, théière, calebasse, louche, jarre, canari, mortier, pilon, etc est relativement élevé.</w:t>
+              <w:t>Le  principal matériau de revêtement du sol du logement est argile et semble exister dans les modalités, prière de prendre attache avec le QG pour plus d'explication afin de la classer bien.</w:t>
             </w:r>
           </w:p>
         </w:tc>
@@ -9068,7 +9068,7 @@
                 <w:i w:val="0"/>
                 <w:sz w:val="16"/>
               </w:rPr>
-              <w:t>S09</w:t>
+              <w:t>S11</w:t>
               <w:br/>
             </w:r>
             <w:r>
@@ -9078,7 +9078,7 @@
                 <w:color w:val="64748B"/>
                 <w:sz w:val="14"/>
               </w:rPr>
-              <w:t>Dépenses non alimentaires</w:t>
+              <w:t>Logement / cadre de vie</w:t>
             </w:r>
           </w:p>
         </w:tc>
@@ -9094,7 +9094,7 @@
                 <w:color w:val="16A34A"/>
                 <w:sz w:val="16"/>
               </w:rPr>
-              <w:t>s01q25, s01q29, s01q30, s04q46, s01q00b</w:t>
+              <w:t>—</w:t>
             </w:r>
           </w:p>
         </w:tc>
@@ -9125,7 +9125,7 @@
                 <w:i w:val="0"/>
                 <w:sz w:val="17"/>
               </w:rPr>
-              <w:t>Il manque des informations non renseignées de Formation professionnelle (en particulier directement auprès des ateliers, maîtres, etc.), prière de renseignés toutes les questions liées à Formation professionnelle (en particulier directement auprès des ateliers, maîtres, etc.).</w:t>
+              <w:t>Attention!!! Les ménages vivants dans un(e) Maison Basse à TAMBACOUNDA Rural ont généralement comme principal matériau de revêtement du sol du logement le/la Ciment/Béton, mais celui du ménage de ALPHOUSSEYNI NDAO (Autre) diffère de celui-ci.</w:t>
             </w:r>
           </w:p>
         </w:tc>
@@ -9158,7 +9158,7 @@
                 <w:i w:val="0"/>
                 <w:sz w:val="16"/>
               </w:rPr>
-              <w:t>S09</w:t>
+              <w:t>S11</w:t>
               <w:br/>
             </w:r>
             <w:r>
@@ -9168,7 +9168,7 @@
                 <w:color w:val="64748B"/>
                 <w:sz w:val="14"/>
               </w:rPr>
-              <w:t>Dépenses non alimentaires</w:t>
+              <w:t>Logement / cadre de vie</w:t>
             </w:r>
           </w:p>
         </w:tc>
@@ -9184,7 +9184,7 @@
                 <w:color w:val="16A34A"/>
                 <w:sz w:val="16"/>
               </w:rPr>
-              <w:t>s01q25, s01q29, s01q30, s04q46, s01q00b</w:t>
+              <w:t>—</w:t>
             </w:r>
           </w:p>
         </w:tc>
@@ -9215,7 +9215,7 @@
                 <w:i w:val="0"/>
                 <w:sz w:val="17"/>
               </w:rPr>
-              <w:t>Il manque des informations non renseignées de Frais d'examen du permis de conduire, prière de renseignés toutes les questions liées à Frais d'examen du permis de conduire.</w:t>
+              <w:t>Prière de vérifier pour être sûr que vous avez choisi les bonnes modalités des questions 11.01 et 11.19.</w:t>
             </w:r>
           </w:p>
         </w:tc>
@@ -9248,7 +9248,7 @@
                 <w:i w:val="0"/>
                 <w:sz w:val="16"/>
               </w:rPr>
-              <w:t>S10</w:t>
+              <w:t>S11</w:t>
               <w:br/>
             </w:r>
             <w:r>
@@ -9258,7 +9258,7 @@
                 <w:color w:val="64748B"/>
                 <w:sz w:val="14"/>
               </w:rPr>
-              <w:t>Logement</w:t>
+              <w:t>Logement / cadre de vie</w:t>
             </w:r>
           </w:p>
         </w:tc>
@@ -9305,7 +9305,7 @@
                 <w:i w:val="0"/>
                 <w:sz w:val="17"/>
               </w:rPr>
-              <w:t>La main d'oeuvre sariale q'une personne a travaillée ayant travaillé dans cette entreprise ##N/A## aucours des 30 derniers jours n'est pas renseigner.</w:t>
+              <w:t>Merci de ne pas corriger si vous êtes sûr de celui donné par le ménage et observé par vous.</w:t>
             </w:r>
           </w:p>
         </w:tc>
@@ -9338,7 +9338,7 @@
                 <w:i w:val="0"/>
                 <w:sz w:val="16"/>
               </w:rPr>
-              <w:t>S10</w:t>
+              <w:t>S11</w:t>
               <w:br/>
             </w:r>
             <w:r>
@@ -9348,7 +9348,7 @@
                 <w:color w:val="64748B"/>
                 <w:sz w:val="14"/>
               </w:rPr>
-              <w:t>Logement</w:t>
+              <w:t>Logement / cadre de vie</w:t>
             </w:r>
           </w:p>
         </w:tc>
@@ -9364,7 +9364,7 @@
                 <w:color w:val="16A34A"/>
                 <w:sz w:val="16"/>
               </w:rPr>
-              <w:t>—</w:t>
+              <w:t>s11q17</w:t>
             </w:r>
           </w:p>
         </w:tc>
@@ -9380,7 +9380,7 @@
                 <w:color w:val="64748B"/>
                 <w:sz w:val="16"/>
               </w:rPr>
-              <w:t>GT-CQ</w:t>
+              <w:t>Natif SuSo</w:t>
             </w:r>
           </w:p>
         </w:tc>
@@ -9395,1087 +9395,7 @@
                 <w:i w:val="0"/>
                 <w:sz w:val="17"/>
               </w:rPr>
-              <w:t>Prière de reneigner toutes les informations qui lui concerne.</w:t>
-            </w:r>
-          </w:p>
-        </w:tc>
-      </w:tr>
-      <w:tr>
-        <w:tc>
-          <w:tcPr>
-            <w:tcW w:type="dxa" w:w="964"/>
-          </w:tcPr>
-          <w:p>
-            <w:r>
-              <w:rPr>
-                <w:b/>
-                <w:i w:val="0"/>
-                <w:color w:val="EA580C"/>
-                <w:sz w:val="16"/>
-              </w:rPr>
-              <w:t>Moyenne</w:t>
-            </w:r>
-          </w:p>
-        </w:tc>
-        <w:tc>
-          <w:tcPr>
-            <w:tcW w:type="dxa" w:w="1247"/>
-          </w:tcPr>
-          <w:p>
-            <w:r>
-              <w:rPr>
-                <w:b/>
-                <w:i w:val="0"/>
-                <w:sz w:val="16"/>
-              </w:rPr>
-              <w:t>S10</w:t>
-              <w:br/>
-            </w:r>
-            <w:r>
-              <w:rPr>
-                <w:b w:val="0"/>
-                <w:i w:val="0"/>
-                <w:color w:val="64748B"/>
-                <w:sz w:val="14"/>
-              </w:rPr>
-              <w:t>Logement</w:t>
-            </w:r>
-          </w:p>
-        </w:tc>
-        <w:tc>
-          <w:tcPr>
-            <w:tcW w:type="dxa" w:w="1531"/>
-          </w:tcPr>
-          <w:p>
-            <w:r>
-              <w:rPr>
-                <w:b/>
-                <w:i w:val="0"/>
-                <w:color w:val="16A34A"/>
-                <w:sz w:val="16"/>
-              </w:rPr>
-              <w:t>s01q23, s01q00b, s01q23_autre</w:t>
-            </w:r>
-          </w:p>
-        </w:tc>
-        <w:tc>
-          <w:tcPr>
-            <w:tcW w:type="dxa" w:w="1191"/>
-          </w:tcPr>
-          <w:p>
-            <w:r>
-              <w:rPr>
-                <w:b w:val="0"/>
-                <w:i w:val="0"/>
-                <w:color w:val="64748B"/>
-                <w:sz w:val="16"/>
-              </w:rPr>
-              <w:t>GT-CQ</w:t>
-            </w:r>
-          </w:p>
-        </w:tc>
-        <w:tc>
-          <w:tcPr>
-            <w:tcW w:type="dxa" w:w="4706"/>
-          </w:tcPr>
-          <w:p>
-            <w:r>
-              <w:rPr>
-                <w:b w:val="0"/>
-                <w:i w:val="0"/>
-                <w:sz w:val="17"/>
-              </w:rPr>
-              <w:t>type de local l'activité s'exerce ##N/A## est Dans la forêt et semble exister dans les modalités, prière de prendre attache avec le QG pour plus d'explication afin de la classer bien.</w:t>
-            </w:r>
-          </w:p>
-        </w:tc>
-      </w:tr>
-      <w:tr>
-        <w:tc>
-          <w:tcPr>
-            <w:tcW w:type="dxa" w:w="964"/>
-          </w:tcPr>
-          <w:p>
-            <w:r>
-              <w:rPr>
-                <w:b/>
-                <w:i w:val="0"/>
-                <w:color w:val="EA580C"/>
-                <w:sz w:val="16"/>
-              </w:rPr>
-              <w:t>Moyenne</w:t>
-            </w:r>
-          </w:p>
-        </w:tc>
-        <w:tc>
-          <w:tcPr>
-            <w:tcW w:type="dxa" w:w="1247"/>
-          </w:tcPr>
-          <w:p>
-            <w:r>
-              <w:rPr>
-                <w:b/>
-                <w:i w:val="0"/>
-                <w:sz w:val="16"/>
-              </w:rPr>
-              <w:t>S10</w:t>
-              <w:br/>
-            </w:r>
-            <w:r>
-              <w:rPr>
-                <w:b w:val="0"/>
-                <w:i w:val="0"/>
-                <w:color w:val="64748B"/>
-                <w:sz w:val="14"/>
-              </w:rPr>
-              <w:t>Logement</w:t>
-            </w:r>
-          </w:p>
-        </w:tc>
-        <w:tc>
-          <w:tcPr>
-            <w:tcW w:type="dxa" w:w="1531"/>
-          </w:tcPr>
-          <w:p>
-            <w:r>
-              <w:rPr>
-                <w:b/>
-                <w:i w:val="0"/>
-                <w:color w:val="16A34A"/>
-                <w:sz w:val="16"/>
-              </w:rPr>
-              <w:t>s01q25, s01q29, s01q30, s04q46, s01q00b</w:t>
-            </w:r>
-          </w:p>
-        </w:tc>
-        <w:tc>
-          <w:tcPr>
-            <w:tcW w:type="dxa" w:w="1191"/>
-          </w:tcPr>
-          <w:p>
-            <w:r>
-              <w:rPr>
-                <w:b w:val="0"/>
-                <w:i w:val="0"/>
-                <w:color w:val="64748B"/>
-                <w:sz w:val="16"/>
-              </w:rPr>
-              <w:t>GT-CQ</w:t>
-            </w:r>
-          </w:p>
-        </w:tc>
-        <w:tc>
-          <w:tcPr>
-            <w:tcW w:type="dxa" w:w="4706"/>
-          </w:tcPr>
-          <w:p>
-            <w:r>
-              <w:rPr>
-                <w:b w:val="0"/>
-                <w:i w:val="0"/>
-                <w:sz w:val="17"/>
-              </w:rPr>
-              <w:t>Il manque des informations non renseignées de ##N/A##, prière de renseignés toutes les questions liées à ##N/A##.</w:t>
-            </w:r>
-          </w:p>
-        </w:tc>
-      </w:tr>
-      <w:tr>
-        <w:tc>
-          <w:tcPr>
-            <w:tcW w:type="dxa" w:w="964"/>
-          </w:tcPr>
-          <w:p>
-            <w:r>
-              <w:rPr>
-                <w:b/>
-                <w:i w:val="0"/>
-                <w:color w:val="EA580C"/>
-                <w:sz w:val="16"/>
-              </w:rPr>
-              <w:t>Moyenne</w:t>
-            </w:r>
-          </w:p>
-        </w:tc>
-        <w:tc>
-          <w:tcPr>
-            <w:tcW w:type="dxa" w:w="1247"/>
-          </w:tcPr>
-          <w:p>
-            <w:r>
-              <w:rPr>
-                <w:b/>
-                <w:i w:val="0"/>
-                <w:sz w:val="16"/>
-              </w:rPr>
-              <w:t>S10</w:t>
-              <w:br/>
-            </w:r>
-            <w:r>
-              <w:rPr>
-                <w:b w:val="0"/>
-                <w:i w:val="0"/>
-                <w:color w:val="64748B"/>
-                <w:sz w:val="14"/>
-              </w:rPr>
-              <w:t>Logement</w:t>
-            </w:r>
-          </w:p>
-        </w:tc>
-        <w:tc>
-          <w:tcPr>
-            <w:tcW w:type="dxa" w:w="1531"/>
-          </w:tcPr>
-          <w:p>
-            <w:r>
-              <w:rPr>
-                <w:b/>
-                <w:i w:val="0"/>
-                <w:color w:val="16A34A"/>
-                <w:sz w:val="16"/>
-              </w:rPr>
-              <w:t>s00q27, s01q00a, s01q12, s01q13, s02q04, s03q11, s03q12, s01q01</w:t>
-            </w:r>
-          </w:p>
-        </w:tc>
-        <w:tc>
-          <w:tcPr>
-            <w:tcW w:type="dxa" w:w="1191"/>
-          </w:tcPr>
-          <w:p>
-            <w:r>
-              <w:rPr>
-                <w:b w:val="0"/>
-                <w:i w:val="0"/>
-                <w:color w:val="64748B"/>
-                <w:sz w:val="16"/>
-              </w:rPr>
-              <w:t>GT-CQ</w:t>
-            </w:r>
-          </w:p>
-        </w:tc>
-        <w:tc>
-          <w:tcPr>
-            <w:tcW w:type="dxa" w:w="4706"/>
-          </w:tcPr>
-          <w:p>
-            <w:r>
-              <w:rPr>
-                <w:b w:val="0"/>
-                <w:i w:val="0"/>
-                <w:sz w:val="17"/>
-              </w:rPr>
-              <w:t>Les informations sur ces entrepises non agricole manquent, prière de les renseigner.</w:t>
-            </w:r>
-          </w:p>
-        </w:tc>
-      </w:tr>
-      <w:tr>
-        <w:tc>
-          <w:tcPr>
-            <w:tcW w:type="dxa" w:w="964"/>
-          </w:tcPr>
-          <w:p>
-            <w:r>
-              <w:rPr>
-                <w:b/>
-                <w:i w:val="0"/>
-                <w:color w:val="EA580C"/>
-                <w:sz w:val="16"/>
-              </w:rPr>
-              <w:t>Moyenne</w:t>
-            </w:r>
-          </w:p>
-        </w:tc>
-        <w:tc>
-          <w:tcPr>
-            <w:tcW w:type="dxa" w:w="1247"/>
-          </w:tcPr>
-          <w:p>
-            <w:r>
-              <w:rPr>
-                <w:b/>
-                <w:i w:val="0"/>
-                <w:sz w:val="16"/>
-              </w:rPr>
-              <w:t>S10</w:t>
-              <w:br/>
-            </w:r>
-            <w:r>
-              <w:rPr>
-                <w:b w:val="0"/>
-                <w:i w:val="0"/>
-                <w:color w:val="64748B"/>
-                <w:sz w:val="14"/>
-              </w:rPr>
-              <w:t>Logement</w:t>
-            </w:r>
-          </w:p>
-        </w:tc>
-        <w:tc>
-          <w:tcPr>
-            <w:tcW w:type="dxa" w:w="1531"/>
-          </w:tcPr>
-          <w:p>
-            <w:r>
-              <w:rPr>
-                <w:b/>
-                <w:i w:val="0"/>
-                <w:color w:val="16A34A"/>
-                <w:sz w:val="16"/>
-              </w:rPr>
-              <w:t>s00q14, s00q16, s00q18, s01q39, s01q42__1, s01q42__2, s01q43, s02q04</w:t>
-            </w:r>
-          </w:p>
-        </w:tc>
-        <w:tc>
-          <w:tcPr>
-            <w:tcW w:type="dxa" w:w="1191"/>
-          </w:tcPr>
-          <w:p>
-            <w:r>
-              <w:rPr>
-                <w:b w:val="0"/>
-                <w:i w:val="0"/>
-                <w:color w:val="64748B"/>
-                <w:sz w:val="16"/>
-              </w:rPr>
-              <w:t>GT-CQ</w:t>
-            </w:r>
-          </w:p>
-        </w:tc>
-        <w:tc>
-          <w:tcPr>
-            <w:tcW w:type="dxa" w:w="4706"/>
-          </w:tcPr>
-          <w:p>
-            <w:r>
-              <w:rPr>
-                <w:b w:val="0"/>
-                <w:i w:val="0"/>
-                <w:sz w:val="17"/>
-              </w:rPr>
-              <w:t>Le montant obtenus sur les services rendus par l'entreprise ##N/A## au cours des 30 derniers jours ou durant le dernier mois où l'entreprise a fonctionné n'a pas été renseigné, prière de mettre de 0 si l'entreprise n'a pas rendu de service.</w:t>
-            </w:r>
-          </w:p>
-        </w:tc>
-      </w:tr>
-      <w:tr>
-        <w:tc>
-          <w:tcPr>
-            <w:tcW w:type="dxa" w:w="964"/>
-          </w:tcPr>
-          <w:p>
-            <w:r>
-              <w:rPr>
-                <w:b/>
-                <w:i w:val="0"/>
-                <w:color w:val="EA580C"/>
-                <w:sz w:val="16"/>
-              </w:rPr>
-              <w:t>Moyenne</w:t>
-            </w:r>
-          </w:p>
-        </w:tc>
-        <w:tc>
-          <w:tcPr>
-            <w:tcW w:type="dxa" w:w="1247"/>
-          </w:tcPr>
-          <w:p>
-            <w:r>
-              <w:rPr>
-                <w:b/>
-                <w:i w:val="0"/>
-                <w:sz w:val="16"/>
-              </w:rPr>
-              <w:t>S10</w:t>
-              <w:br/>
-            </w:r>
-            <w:r>
-              <w:rPr>
-                <w:b w:val="0"/>
-                <w:i w:val="0"/>
-                <w:color w:val="64748B"/>
-                <w:sz w:val="14"/>
-              </w:rPr>
-              <w:t>Logement</w:t>
-            </w:r>
-          </w:p>
-        </w:tc>
-        <w:tc>
-          <w:tcPr>
-            <w:tcW w:type="dxa" w:w="1531"/>
-          </w:tcPr>
-          <w:p>
-            <w:r>
-              <w:rPr>
-                <w:b/>
-                <w:i w:val="0"/>
-                <w:color w:val="16A34A"/>
-                <w:sz w:val="16"/>
-              </w:rPr>
-              <w:t>s10q46, s10q47, s10q48, s10q49, s10q50, s10q51, s10q52, s10q53</w:t>
-            </w:r>
-          </w:p>
-        </w:tc>
-        <w:tc>
-          <w:tcPr>
-            <w:tcW w:type="dxa" w:w="1191"/>
-          </w:tcPr>
-          <w:p>
-            <w:r>
-              <w:rPr>
-                <w:b w:val="0"/>
-                <w:i w:val="0"/>
-                <w:color w:val="64748B"/>
-                <w:sz w:val="16"/>
-              </w:rPr>
-              <w:t>GT-CQ</w:t>
-            </w:r>
-          </w:p>
-        </w:tc>
-        <w:tc>
-          <w:tcPr>
-            <w:tcW w:type="dxa" w:w="4706"/>
-          </w:tcPr>
-          <w:p>
-            <w:r>
-              <w:rPr>
-                <w:b w:val="0"/>
-                <w:i w:val="0"/>
-                <w:sz w:val="17"/>
-              </w:rPr>
-              <w:t>Prière de renseigner les montants dans les champs (s10q46 s10q47 s10q48 s10q49 s10q50 s10q51 s10q52 s10q53 s10q54 s10q55 s10q56 s10q57), mettre 0 si l'entreprise ##N/A## n'a pas effectué des dépenses ou faire des reventes des marchandises ou des produits ou rendre de service.Cette entreprise ##N/A## dit avoir obtenu une valeur sur les marchandises vendu en etat, les marchandises vendu après transformation et les services rendus. Prière de corriger.</w:t>
-            </w:r>
-          </w:p>
-        </w:tc>
-      </w:tr>
-      <w:tr>
-        <w:tc>
-          <w:tcPr>
-            <w:tcW w:type="dxa" w:w="964"/>
-          </w:tcPr>
-          <w:p>
-            <w:r>
-              <w:rPr>
-                <w:b/>
-                <w:i w:val="0"/>
-                <w:color w:val="EA580C"/>
-                <w:sz w:val="16"/>
-              </w:rPr>
-              <w:t>Moyenne</w:t>
-            </w:r>
-          </w:p>
-        </w:tc>
-        <w:tc>
-          <w:tcPr>
-            <w:tcW w:type="dxa" w:w="1247"/>
-          </w:tcPr>
-          <w:p>
-            <w:r>
-              <w:rPr>
-                <w:b/>
-                <w:i w:val="0"/>
-                <w:sz w:val="16"/>
-              </w:rPr>
-              <w:t>S10</w:t>
-              <w:br/>
-            </w:r>
-            <w:r>
-              <w:rPr>
-                <w:b w:val="0"/>
-                <w:i w:val="0"/>
-                <w:color w:val="64748B"/>
-                <w:sz w:val="14"/>
-              </w:rPr>
-              <w:t>Logement</w:t>
-            </w:r>
-          </w:p>
-        </w:tc>
-        <w:tc>
-          <w:tcPr>
-            <w:tcW w:type="dxa" w:w="1531"/>
-          </w:tcPr>
-          <w:p>
-            <w:r>
-              <w:rPr>
-                <w:b/>
-                <w:i w:val="0"/>
-                <w:color w:val="16A34A"/>
-                <w:sz w:val="16"/>
-              </w:rPr>
-              <w:t>s00q07a, s01q54a, s01q54b, s02q20, s02q21, s03q53, s04q21, s04q46</w:t>
-            </w:r>
-          </w:p>
-        </w:tc>
-        <w:tc>
-          <w:tcPr>
-            <w:tcW w:type="dxa" w:w="1191"/>
-          </w:tcPr>
-          <w:p>
-            <w:r>
-              <w:rPr>
-                <w:b w:val="0"/>
-                <w:i w:val="0"/>
-                <w:color w:val="64748B"/>
-                <w:sz w:val="16"/>
-              </w:rPr>
-              <w:t>GT-CQ</w:t>
-            </w:r>
-          </w:p>
-        </w:tc>
-        <w:tc>
-          <w:tcPr>
-            <w:tcW w:type="dxa" w:w="4706"/>
-          </w:tcPr>
-          <w:p>
-            <w:r>
-              <w:rPr>
-                <w:b w:val="0"/>
-                <w:i w:val="0"/>
-                <w:sz w:val="17"/>
-              </w:rPr>
-              <w:t>Cette entreprise ##N/A## dit avoir obtenu une valeur sur les marchandises vendu en etat et les marchandises vendu après transformation.</w:t>
-            </w:r>
-          </w:p>
-        </w:tc>
-      </w:tr>
-      <w:tr>
-        <w:tc>
-          <w:tcPr>
-            <w:tcW w:type="dxa" w:w="964"/>
-          </w:tcPr>
-          <w:p>
-            <w:r>
-              <w:rPr>
-                <w:b/>
-                <w:i w:val="0"/>
-                <w:color w:val="EA580C"/>
-                <w:sz w:val="16"/>
-              </w:rPr>
-              <w:t>Moyenne</w:t>
-            </w:r>
-          </w:p>
-        </w:tc>
-        <w:tc>
-          <w:tcPr>
-            <w:tcW w:type="dxa" w:w="1247"/>
-          </w:tcPr>
-          <w:p>
-            <w:r>
-              <w:rPr>
-                <w:b/>
-                <w:i w:val="0"/>
-                <w:sz w:val="16"/>
-              </w:rPr>
-              <w:t>S11</w:t>
-              <w:br/>
-            </w:r>
-            <w:r>
-              <w:rPr>
-                <w:b w:val="0"/>
-                <w:i w:val="0"/>
-                <w:color w:val="64748B"/>
-                <w:sz w:val="14"/>
-              </w:rPr>
-              <w:t>Logement / cadre de vie</w:t>
-            </w:r>
-          </w:p>
-        </w:tc>
-        <w:tc>
-          <w:tcPr>
-            <w:tcW w:type="dxa" w:w="1531"/>
-          </w:tcPr>
-          <w:p>
-            <w:r>
-              <w:rPr>
-                <w:b/>
-                <w:i w:val="0"/>
-                <w:color w:val="16A34A"/>
-                <w:sz w:val="16"/>
-              </w:rPr>
-              <w:t>s01q23, s01q00b, s01q23_autre</w:t>
-            </w:r>
-          </w:p>
-        </w:tc>
-        <w:tc>
-          <w:tcPr>
-            <w:tcW w:type="dxa" w:w="1191"/>
-          </w:tcPr>
-          <w:p>
-            <w:r>
-              <w:rPr>
-                <w:b w:val="0"/>
-                <w:i w:val="0"/>
-                <w:color w:val="64748B"/>
-                <w:sz w:val="16"/>
-              </w:rPr>
-              <w:t>GT-CQ</w:t>
-            </w:r>
-          </w:p>
-        </w:tc>
-        <w:tc>
-          <w:tcPr>
-            <w:tcW w:type="dxa" w:w="4706"/>
-          </w:tcPr>
-          <w:p>
-            <w:r>
-              <w:rPr>
-                <w:b w:val="0"/>
-                <w:i w:val="0"/>
-                <w:sz w:val="17"/>
-              </w:rPr>
-              <w:t>Le  principal matériau de revêtement du sol du logement est argile et semble exister dans les modalités, prière de prendre attache avec le QG pour plus d'explication afin de la classer bien.</w:t>
-            </w:r>
-          </w:p>
-        </w:tc>
-      </w:tr>
-      <w:tr>
-        <w:tc>
-          <w:tcPr>
-            <w:tcW w:type="dxa" w:w="964"/>
-          </w:tcPr>
-          <w:p>
-            <w:r>
-              <w:rPr>
-                <w:b/>
-                <w:i w:val="0"/>
-                <w:color w:val="EA580C"/>
-                <w:sz w:val="16"/>
-              </w:rPr>
-              <w:t>Moyenne</w:t>
-            </w:r>
-          </w:p>
-        </w:tc>
-        <w:tc>
-          <w:tcPr>
-            <w:tcW w:type="dxa" w:w="1247"/>
-          </w:tcPr>
-          <w:p>
-            <w:r>
-              <w:rPr>
-                <w:b/>
-                <w:i w:val="0"/>
-                <w:sz w:val="16"/>
-              </w:rPr>
-              <w:t>S11</w:t>
-              <w:br/>
-            </w:r>
-            <w:r>
-              <w:rPr>
-                <w:b w:val="0"/>
-                <w:i w:val="0"/>
-                <w:color w:val="64748B"/>
-                <w:sz w:val="14"/>
-              </w:rPr>
-              <w:t>Logement / cadre de vie</w:t>
-            </w:r>
-          </w:p>
-        </w:tc>
-        <w:tc>
-          <w:tcPr>
-            <w:tcW w:type="dxa" w:w="1531"/>
-          </w:tcPr>
-          <w:p>
-            <w:r>
-              <w:rPr>
-                <w:b/>
-                <w:i w:val="0"/>
-                <w:color w:val="16A34A"/>
-                <w:sz w:val="16"/>
-              </w:rPr>
-              <w:t>—</w:t>
-            </w:r>
-          </w:p>
-        </w:tc>
-        <w:tc>
-          <w:tcPr>
-            <w:tcW w:type="dxa" w:w="1191"/>
-          </w:tcPr>
-          <w:p>
-            <w:r>
-              <w:rPr>
-                <w:b w:val="0"/>
-                <w:i w:val="0"/>
-                <w:color w:val="64748B"/>
-                <w:sz w:val="16"/>
-              </w:rPr>
-              <w:t>GT-CQ</w:t>
-            </w:r>
-          </w:p>
-        </w:tc>
-        <w:tc>
-          <w:tcPr>
-            <w:tcW w:type="dxa" w:w="4706"/>
-          </w:tcPr>
-          <w:p>
-            <w:r>
-              <w:rPr>
-                <w:b w:val="0"/>
-                <w:i w:val="0"/>
-                <w:sz w:val="17"/>
-              </w:rPr>
-              <w:t>Attention!!! Les ménages vivants dans un(e) Maison Basse à TAMBACOUNDA Rural ont généralement comme principal matériau de revêtement du sol du logement le/la Ciment/Béton, mais celui du ménage de ALPHOUSSEYNI NDAO (Autre) diffère de celui-ci.</w:t>
-            </w:r>
-          </w:p>
-        </w:tc>
-      </w:tr>
-      <w:tr>
-        <w:tc>
-          <w:tcPr>
-            <w:tcW w:type="dxa" w:w="964"/>
-          </w:tcPr>
-          <w:p>
-            <w:r>
-              <w:rPr>
-                <w:b/>
-                <w:i w:val="0"/>
-                <w:color w:val="EA580C"/>
-                <w:sz w:val="16"/>
-              </w:rPr>
-              <w:t>Moyenne</w:t>
-            </w:r>
-          </w:p>
-        </w:tc>
-        <w:tc>
-          <w:tcPr>
-            <w:tcW w:type="dxa" w:w="1247"/>
-          </w:tcPr>
-          <w:p>
-            <w:r>
-              <w:rPr>
-                <w:b/>
-                <w:i w:val="0"/>
-                <w:sz w:val="16"/>
-              </w:rPr>
-              <w:t>S11</w:t>
-              <w:br/>
-            </w:r>
-            <w:r>
-              <w:rPr>
-                <w:b w:val="0"/>
-                <w:i w:val="0"/>
-                <w:color w:val="64748B"/>
-                <w:sz w:val="14"/>
-              </w:rPr>
-              <w:t>Logement / cadre de vie</w:t>
-            </w:r>
-          </w:p>
-        </w:tc>
-        <w:tc>
-          <w:tcPr>
-            <w:tcW w:type="dxa" w:w="1531"/>
-          </w:tcPr>
-          <w:p>
-            <w:r>
-              <w:rPr>
-                <w:b/>
-                <w:i w:val="0"/>
-                <w:color w:val="16A34A"/>
-                <w:sz w:val="16"/>
-              </w:rPr>
-              <w:t>—</w:t>
-            </w:r>
-          </w:p>
-        </w:tc>
-        <w:tc>
-          <w:tcPr>
-            <w:tcW w:type="dxa" w:w="1191"/>
-          </w:tcPr>
-          <w:p>
-            <w:r>
-              <w:rPr>
-                <w:b w:val="0"/>
-                <w:i w:val="0"/>
-                <w:color w:val="64748B"/>
-                <w:sz w:val="16"/>
-              </w:rPr>
-              <w:t>GT-CQ</w:t>
-            </w:r>
-          </w:p>
-        </w:tc>
-        <w:tc>
-          <w:tcPr>
-            <w:tcW w:type="dxa" w:w="4706"/>
-          </w:tcPr>
-          <w:p>
-            <w:r>
-              <w:rPr>
-                <w:b w:val="0"/>
-                <w:i w:val="0"/>
-                <w:sz w:val="17"/>
-              </w:rPr>
-              <w:t>Prière de vérifier pour être sûr que vous avez choisi les bonnes modalités des questions 11.01 et 11.19.</w:t>
-            </w:r>
-          </w:p>
-        </w:tc>
-      </w:tr>
-      <w:tr>
-        <w:tc>
-          <w:tcPr>
-            <w:tcW w:type="dxa" w:w="964"/>
-          </w:tcPr>
-          <w:p>
-            <w:r>
-              <w:rPr>
-                <w:b/>
-                <w:i w:val="0"/>
-                <w:color w:val="EA580C"/>
-                <w:sz w:val="16"/>
-              </w:rPr>
-              <w:t>Moyenne</w:t>
-            </w:r>
-          </w:p>
-        </w:tc>
-        <w:tc>
-          <w:tcPr>
-            <w:tcW w:type="dxa" w:w="1247"/>
-          </w:tcPr>
-          <w:p>
-            <w:r>
-              <w:rPr>
-                <w:b/>
-                <w:i w:val="0"/>
-                <w:sz w:val="16"/>
-              </w:rPr>
-              <w:t>S11</w:t>
-              <w:br/>
-            </w:r>
-            <w:r>
-              <w:rPr>
-                <w:b w:val="0"/>
-                <w:i w:val="0"/>
-                <w:color w:val="64748B"/>
-                <w:sz w:val="14"/>
-              </w:rPr>
-              <w:t>Logement / cadre de vie</w:t>
-            </w:r>
-          </w:p>
-        </w:tc>
-        <w:tc>
-          <w:tcPr>
-            <w:tcW w:type="dxa" w:w="1531"/>
-          </w:tcPr>
-          <w:p>
-            <w:r>
-              <w:rPr>
-                <w:b/>
-                <w:i w:val="0"/>
-                <w:color w:val="16A34A"/>
-                <w:sz w:val="16"/>
-              </w:rPr>
-              <w:t>—</w:t>
-            </w:r>
-          </w:p>
-        </w:tc>
-        <w:tc>
-          <w:tcPr>
-            <w:tcW w:type="dxa" w:w="1191"/>
-          </w:tcPr>
-          <w:p>
-            <w:r>
-              <w:rPr>
-                <w:b w:val="0"/>
-                <w:i w:val="0"/>
-                <w:color w:val="64748B"/>
-                <w:sz w:val="16"/>
-              </w:rPr>
-              <w:t>GT-CQ</w:t>
-            </w:r>
-          </w:p>
-        </w:tc>
-        <w:tc>
-          <w:tcPr>
-            <w:tcW w:type="dxa" w:w="4706"/>
-          </w:tcPr>
-          <w:p>
-            <w:r>
-              <w:rPr>
-                <w:b w:val="0"/>
-                <w:i w:val="0"/>
-                <w:sz w:val="17"/>
-              </w:rPr>
-              <w:t>Merci de ne pas corriger si vous êtes sûr de celui donné par le ménage et observé par vous.</w:t>
-            </w:r>
-          </w:p>
-        </w:tc>
-      </w:tr>
-      <w:tr>
-        <w:tc>
-          <w:tcPr>
-            <w:tcW w:type="dxa" w:w="964"/>
-          </w:tcPr>
-          <w:p>
-            <w:r>
-              <w:rPr>
-                <w:b/>
-                <w:i w:val="0"/>
-                <w:color w:val="EA580C"/>
-                <w:sz w:val="16"/>
-              </w:rPr>
-              <w:t>Moyenne</w:t>
-            </w:r>
-          </w:p>
-        </w:tc>
-        <w:tc>
-          <w:tcPr>
-            <w:tcW w:type="dxa" w:w="1247"/>
-          </w:tcPr>
-          <w:p>
-            <w:r>
-              <w:rPr>
-                <w:b/>
-                <w:i w:val="0"/>
-                <w:sz w:val="16"/>
-              </w:rPr>
-              <w:t>S11</w:t>
-              <w:br/>
-            </w:r>
-            <w:r>
-              <w:rPr>
-                <w:b w:val="0"/>
-                <w:i w:val="0"/>
-                <w:color w:val="64748B"/>
-                <w:sz w:val="14"/>
-              </w:rPr>
-              <w:t>Logement / cadre de vie</w:t>
-            </w:r>
-          </w:p>
-        </w:tc>
-        <w:tc>
-          <w:tcPr>
-            <w:tcW w:type="dxa" w:w="1531"/>
-          </w:tcPr>
-          <w:p>
-            <w:r>
-              <w:rPr>
-                <w:b/>
-                <w:i w:val="0"/>
-                <w:color w:val="16A34A"/>
-                <w:sz w:val="16"/>
-              </w:rPr>
-              <w:t>s11q17</w:t>
-            </w:r>
-          </w:p>
-        </w:tc>
-        <w:tc>
-          <w:tcPr>
-            <w:tcW w:type="dxa" w:w="1191"/>
-          </w:tcPr>
-          <w:p>
-            <w:r>
-              <w:rPr>
-                <w:b w:val="0"/>
-                <w:i w:val="0"/>
-                <w:color w:val="64748B"/>
-                <w:sz w:val="16"/>
-              </w:rPr>
-              <w:t>Natif SuSo</w:t>
-            </w:r>
-          </w:p>
-        </w:tc>
-        <w:tc>
-          <w:tcPr>
-            <w:tcW w:type="dxa" w:w="4706"/>
-          </w:tcPr>
-          <w:p>
-            <w:r>
-              <w:rPr>
-                <w:b w:val="0"/>
-                <w:i w:val="0"/>
-                <w:sz w:val="17"/>
-              </w:rPr>
               <w:t>Erreur. Il ressort en 10.23 qu'une des entreprises du ménage à son local à domicile. Veuillez vérifier et corriger.</w:t>
-            </w:r>
-          </w:p>
-        </w:tc>
-      </w:tr>
-      <w:tr>
-        <w:tc>
-          <w:tcPr>
-            <w:tcW w:type="dxa" w:w="964"/>
-          </w:tcPr>
-          <w:p>
-            <w:r>
-              <w:rPr>
-                <w:b/>
-                <w:i w:val="0"/>
-                <w:color w:val="EA580C"/>
-                <w:sz w:val="16"/>
-              </w:rPr>
-              <w:t>Moyenne</w:t>
-            </w:r>
-          </w:p>
-        </w:tc>
-        <w:tc>
-          <w:tcPr>
-            <w:tcW w:type="dxa" w:w="1247"/>
-          </w:tcPr>
-          <w:p>
-            <w:r>
-              <w:rPr>
-                <w:b/>
-                <w:i w:val="0"/>
-                <w:sz w:val="16"/>
-              </w:rPr>
-              <w:t>S13</w:t>
-              <w:br/>
-            </w:r>
-            <w:r>
-              <w:rPr>
-                <w:b w:val="0"/>
-                <w:i w:val="0"/>
-                <w:color w:val="64748B"/>
-                <w:sz w:val="14"/>
-              </w:rPr>
-              <w:t>Transferts</w:t>
-            </w:r>
-          </w:p>
-        </w:tc>
-        <w:tc>
-          <w:tcPr>
-            <w:tcW w:type="dxa" w:w="1531"/>
-          </w:tcPr>
-          <w:p>
-            <w:r>
-              <w:rPr>
-                <w:b/>
-                <w:i w:val="0"/>
-                <w:color w:val="16A34A"/>
-                <w:sz w:val="16"/>
-              </w:rPr>
-              <w:t>s00q07a, s00q08, s00q10, s00q13_0, s00q15_0, s00q17_0, s00q23a, s00q23b</w:t>
-            </w:r>
-          </w:p>
-        </w:tc>
-        <w:tc>
-          <w:tcPr>
-            <w:tcW w:type="dxa" w:w="1191"/>
-          </w:tcPr>
-          <w:p>
-            <w:r>
-              <w:rPr>
-                <w:b w:val="0"/>
-                <w:i w:val="0"/>
-                <w:color w:val="64748B"/>
-                <w:sz w:val="16"/>
-              </w:rPr>
-              <w:t>GT-CQ</w:t>
-            </w:r>
-          </w:p>
-        </w:tc>
-        <w:tc>
-          <w:tcPr>
-            <w:tcW w:type="dxa" w:w="4706"/>
-          </w:tcPr>
-          <w:p>
-            <w:r>
-              <w:rPr>
-                <w:b w:val="0"/>
-                <w:i w:val="0"/>
-                <w:sz w:val="17"/>
-              </w:rPr>
-              <w:t>L'enquêteur prière de fournir d'effort pour avoir le niveau d'étude et l'âge de celui qui a envoyé/donné de l'argent dans la section 13a (Transfert reçu).</w:t>
             </w:r>
           </w:p>
         </w:tc>
